--- a/files/PrachponleuUchResume.docx
+++ b/files/PrachponleuUchResume.docx
@@ -1,6 +1,6 @@
 
 <file path=word/document.xml><?xml version="1.0" encoding="utf-8"?>
-<w:document xmlns:wpc="http://schemas.microsoft.com/office/word/2010/wordprocessingCanvas" xmlns:cx="http://schemas.microsoft.com/office/drawing/2014/chartex" xmlns:cx1="http://schemas.microsoft.com/office/drawing/2015/9/8/chartex" xmlns:cx2="http://schemas.microsoft.com/office/drawing/2015/10/21/chartex" xmlns:cx3="http://schemas.microsoft.com/office/drawing/2016/5/9/chartex" xmlns:cx4="http://schemas.microsoft.com/office/drawing/2016/5/10/chartex" xmlns:cx5="http://schemas.microsoft.com/office/drawing/2016/5/11/chartex" xmlns:cx6="http://schemas.microsoft.com/office/drawing/2016/5/12/chartex" xmlns:cx7="http://schemas.microsoft.com/office/drawing/2016/5/13/chartex" xmlns:cx8="http://schemas.microsoft.com/office/drawing/2016/5/14/chartex" xmlns:mc="http://schemas.openxmlformats.org/markup-compatibility/2006" xmlns:aink="http://schemas.microsoft.com/office/drawing/2016/ink" xmlns:am3d="http://schemas.microsoft.com/office/drawing/2017/model3d" xmlns:o="urn:schemas-microsoft-com:office:office" xmlns:oel="http://schemas.microsoft.com/office/2019/extlst" xmlns:r="http://schemas.openxmlformats.org/officeDocument/2006/relationships" xmlns:m="http://schemas.openxmlformats.org/officeDocument/2006/math" xmlns:v="urn:schemas-microsoft-com:vml" xmlns:wp14="http://schemas.microsoft.com/office/word/2010/wordprocessingDrawing" xmlns:wp="http://schemas.openxmlformats.org/drawingml/2006/wordprocessingDrawing" xmlns:w10="urn:schemas-microsoft-com:office:word" xmlns:w="http://schemas.openxmlformats.org/wordprocessingml/2006/main" xmlns:w14="http://schemas.microsoft.com/office/word/2010/wordml" xmlns:w15="http://schemas.microsoft.com/office/word/2012/wordml" xmlns:w16cex="http://schemas.microsoft.com/office/word/2018/wordml/cex" xmlns:w16cid="http://schemas.microsoft.com/office/word/2016/wordml/cid" xmlns:w16="http://schemas.microsoft.com/office/word/2018/wordml" xmlns:w16du="http://schemas.microsoft.com/office/word/2023/wordml/word16du" xmlns:w16sdtdh="http://schemas.microsoft.com/office/word/2020/wordml/sdtdatahash" xmlns:w16sdtfl="http://schemas.microsoft.com/office/word/2024/wordml/sdtformatlock" xmlns:w16se="http://schemas.microsoft.com/office/word/2015/wordml/symex" xmlns:wpg="http://schemas.microsoft.com/office/word/2010/wordprocessingGroup" xmlns:wpi="http://schemas.microsoft.com/office/word/2010/wordprocessingInk" xmlns:wne="http://schemas.microsoft.com/office/word/2006/wordml" xmlns:wps="http://schemas.microsoft.com/office/word/2010/wordprocessingShape" xmlns:a="http://schemas.openxmlformats.org/drawingml/2006/main" xmlns:pic="http://schemas.openxmlformats.org/drawingml/2006/picture" mc:Ignorable="w14 w15 w16se w16cid w16 w16cex w16sdtdh w16sdtfl w16du wp14">
+<w:document xmlns:wpc="http://schemas.microsoft.com/office/word/2010/wordprocessingCanvas" xmlns:cx="http://schemas.microsoft.com/office/drawing/2014/chartex" xmlns:cx1="http://schemas.microsoft.com/office/drawing/2015/9/8/chartex" xmlns:cx2="http://schemas.microsoft.com/office/drawing/2015/10/21/chartex" xmlns:cx3="http://schemas.microsoft.com/office/drawing/2016/5/9/chartex" xmlns:cx4="http://schemas.microsoft.com/office/drawing/2016/5/10/chartex" xmlns:cx5="http://schemas.microsoft.com/office/drawing/2016/5/11/chartex" xmlns:cx6="http://schemas.microsoft.com/office/drawing/2016/5/12/chartex" xmlns:cx7="http://schemas.microsoft.com/office/drawing/2016/5/13/chartex" xmlns:cx8="http://schemas.microsoft.com/office/drawing/2016/5/14/chartex" xmlns:mc="http://schemas.openxmlformats.org/markup-compatibility/2006" xmlns:aink="http://schemas.microsoft.com/office/drawing/2016/ink" xmlns:am3d="http://schemas.microsoft.com/office/drawing/2017/model3d" xmlns:o="urn:schemas-microsoft-com:office:office" xmlns:oel="http://schemas.microsoft.com/office/2019/extlst" xmlns:r="http://schemas.openxmlformats.org/officeDocument/2006/relationships" xmlns:m="http://schemas.openxmlformats.org/officeDocument/2006/math" xmlns:v="urn:schemas-microsoft-com:vml" xmlns:wp14="http://schemas.microsoft.com/office/word/2010/wordprocessingDrawing" xmlns:wp="http://schemas.openxmlformats.org/drawingml/2006/wordprocessingDrawing" xmlns:w10="urn:schemas-microsoft-com:office:word" xmlns:w="http://schemas.openxmlformats.org/wordprocessingml/2006/main" xmlns:w14="http://schemas.microsoft.com/office/word/2010/wordml" xmlns:w15="http://schemas.microsoft.com/office/word/2012/wordml" xmlns:w16cex="http://schemas.microsoft.com/office/word/2018/wordml/cex" xmlns:w16cid="http://schemas.microsoft.com/office/word/2016/wordml/cid" xmlns:w16="http://schemas.microsoft.com/office/word/2018/wordml" xmlns:w16du="http://schemas.microsoft.com/office/word/2023/wordml/word16du" xmlns:w16sdtdh="http://schemas.microsoft.com/office/word/2020/wordml/sdtdatahash" xmlns:w16sdtfl="http://schemas.microsoft.com/office/word/2024/wordml/sdtformatlock" xmlns:w16se="http://schemas.microsoft.com/office/word/2015/wordml/symex" xmlns:wpg="http://schemas.microsoft.com/office/word/2010/wordprocessingGroup" xmlns:wpi="http://schemas.microsoft.com/office/word/2010/wordprocessingInk" xmlns:wne="http://schemas.microsoft.com/office/word/2006/wordml" xmlns:wps="http://schemas.microsoft.com/office/word/2010/wordprocessingShape" mc:Ignorable="w14 w15 w16se w16cid w16 w16cex w16sdtdh w16sdtfl w16du wp14">
   <w:body>
     <w:p>
       <w:pPr>
@@ -258,147 +258,16 @@
       <w:r>
         <w:rPr>
           <w:rFonts w:eastAsia="Times"/>
-        </w:rPr>
-        <w:t xml:space="preserve"> | </w:t>
-      </w:r>
-      <w:r>
-        <w:rPr>
-          <w:rFonts w:eastAsia="Spectral"/>
-          <w:noProof/>
-          <w:sz w:val="20"/>
-          <w:szCs w:val="20"/>
-        </w:rPr>
-        <w:drawing>
-          <wp:inline distT="114300" distB="114300" distL="114300" distR="114300" wp14:anchorId="3F7FDDCE" wp14:editId="276D00A1">
-            <wp:extent cx="100584" cy="100584"/>
-            <wp:effectExtent l="0" t="0" r="0" b="0"/>
-            <wp:docPr id="4" name="image4.png" descr="A black cat with a blue circle&#10;&#10;Description automatically generated"/>
-            <wp:cNvGraphicFramePr/>
-            <a:graphic xmlns:a="http://schemas.openxmlformats.org/drawingml/2006/main">
-              <a:graphicData uri="http://schemas.openxmlformats.org/drawingml/2006/picture">
-                <pic:pic xmlns:pic="http://schemas.openxmlformats.org/drawingml/2006/picture">
-                  <pic:nvPicPr>
-                    <pic:cNvPr id="4" name="image4.png" descr="A black cat with a blue circle&#10;&#10;Description automatically generated"/>
-                    <pic:cNvPicPr preferRelativeResize="0"/>
-                  </pic:nvPicPr>
-                  <pic:blipFill>
-                    <a:blip r:embed="rId10"/>
-                    <a:srcRect/>
-                    <a:stretch>
-                      <a:fillRect/>
-                    </a:stretch>
-                  </pic:blipFill>
-                  <pic:spPr>
-                    <a:xfrm>
-                      <a:off x="0" y="0"/>
-                      <a:ext cx="100584" cy="100584"/>
-                    </a:xfrm>
-                    <a:prstGeom prst="rect">
-                      <a:avLst/>
-                    </a:prstGeom>
-                    <a:ln/>
-                  </pic:spPr>
-                </pic:pic>
-              </a:graphicData>
-            </a:graphic>
-          </wp:inline>
-        </w:drawing>
-      </w:r>
-      <w:hyperlink r:id="rId11">
-        <w:r>
-          <w:rPr>
-            <w:rFonts w:eastAsia="Times"/>
-            <w:b/>
-            <w:color w:val="1155CC"/>
-            <w:u w:val="single"/>
-          </w:rPr>
-          <w:t>Github</w:t>
-        </w:r>
-      </w:hyperlink>
-      <w:r>
-        <w:rPr>
-          <w:rFonts w:eastAsia="Times"/>
-          <w:b/>
-          <w:color w:val="4A86E8"/>
-        </w:rPr>
-        <w:t xml:space="preserve"> |</w:t>
-      </w:r>
-      <w:r>
-        <w:rPr>
-          <w:rFonts w:eastAsia="Spectral"/>
-          <w:sz w:val="20"/>
-          <w:szCs w:val="20"/>
+          <w:b/>
         </w:rPr>
         <w:t xml:space="preserve"> </w:t>
       </w:r>
-      <w:r>
-        <w:rPr>
-          <w:rFonts w:eastAsia="Spectral"/>
-          <w:noProof/>
-          <w:sz w:val="20"/>
-          <w:szCs w:val="20"/>
-        </w:rPr>
-        <w:drawing>
-          <wp:inline distT="114300" distB="114300" distL="114300" distR="114300" wp14:anchorId="1BBDDD55" wp14:editId="5DE0CC3C">
-            <wp:extent cx="91440" cy="91440"/>
-            <wp:effectExtent l="0" t="0" r="0" b="0"/>
-            <wp:docPr id="5" name="image5.png"/>
-            <wp:cNvGraphicFramePr/>
-            <a:graphic xmlns:a="http://schemas.openxmlformats.org/drawingml/2006/main">
-              <a:graphicData uri="http://schemas.openxmlformats.org/drawingml/2006/picture">
-                <pic:pic xmlns:pic="http://schemas.openxmlformats.org/drawingml/2006/picture">
-                  <pic:nvPicPr>
-                    <pic:cNvPr id="0" name="image5.png"/>
-                    <pic:cNvPicPr preferRelativeResize="0"/>
-                  </pic:nvPicPr>
-                  <pic:blipFill>
-                    <a:blip r:embed="rId12"/>
-                    <a:srcRect/>
-                    <a:stretch>
-                      <a:fillRect/>
-                    </a:stretch>
-                  </pic:blipFill>
-                  <pic:spPr>
-                    <a:xfrm>
-                      <a:off x="0" y="0"/>
-                      <a:ext cx="91440" cy="91440"/>
-                    </a:xfrm>
-                    <a:prstGeom prst="rect">
-                      <a:avLst/>
-                    </a:prstGeom>
-                    <a:ln/>
-                  </pic:spPr>
-                </pic:pic>
-              </a:graphicData>
-            </a:graphic>
-          </wp:inline>
-        </w:drawing>
-      </w:r>
-      <w:r>
-        <w:rPr>
-          <w:rFonts w:eastAsia="Spectral"/>
-          <w:sz w:val="20"/>
-          <w:szCs w:val="20"/>
-        </w:rPr>
-        <w:t xml:space="preserve"> </w:t>
-      </w:r>
-      <w:hyperlink r:id="rId13">
-        <w:r>
-          <w:rPr>
-            <w:rFonts w:eastAsia="Times"/>
-            <w:b/>
-            <w:color w:val="1155CC"/>
-            <w:u w:val="single"/>
-          </w:rPr>
-          <w:t>MyWebsite</w:t>
-        </w:r>
-      </w:hyperlink>
     </w:p>
     <w:p>
       <w:pPr>
         <w:pBdr>
-          <w:top w:val="single" w:color="000000" w:sz="8" w:space="2"/>
-          <w:bottom w:val="single" w:color="000000" w:sz="8" w:space="2"/>
+          <w:top w:val="single" w:sz="8" w:space="2" w:color="000000"/>
+          <w:bottom w:val="single" w:sz="8" w:space="2" w:color="000000"/>
         </w:pBdr>
         <w:shd w:val="clear" w:color="auto" w:fill="C9DAF8"/>
         <w:tabs>
@@ -415,8 +284,8 @@
       <w:r>
         <w:rPr>
           <w:rFonts w:eastAsia="Times"/>
-          <w:b w:val="1"/>
-          <w:bCs w:val="1"/>
+          <w:b/>
+          <w:bCs/>
           <w:sz w:val="24"/>
           <w:szCs w:val="24"/>
         </w:rPr>
@@ -425,81 +294,18 @@
     </w:p>
     <w:p>
       <w:pPr>
-        <w:spacing w:before="240" w:beforeAutospacing="off" w:after="240" w:afterAutospacing="off"/>
-      </w:pPr>
-      <w:r>
-        <w:rPr>
-          <w:rFonts w:ascii="Arial" w:hAnsi="Arial" w:eastAsia="Arial" w:cs="Arial"/>
-          <w:b w:val="1"/>
-          <w:bCs w:val="1"/>
-          <w:noProof w:val="0"/>
-          <w:sz w:val="22"/>
-          <w:szCs w:val="22"/>
-          <w:lang w:val="en-AU"/>
-        </w:rPr>
-        <w:t>Passionate and collaborative</w:t>
-      </w:r>
-      <w:r>
-        <w:rPr>
-          <w:rFonts w:ascii="Arial" w:hAnsi="Arial" w:eastAsia="Arial" w:cs="Arial"/>
-          <w:noProof w:val="0"/>
-          <w:sz w:val="22"/>
-          <w:szCs w:val="22"/>
-          <w:lang w:val="en-AU"/>
-        </w:rPr>
-        <w:t xml:space="preserve"> early-career software developer with hands-on experience in full-stack web development, testing, and agile delivery. I thrive in team environments where innovation, inclusion, and continuous learning are valued. </w:t>
-      </w:r>
-      <w:r>
-        <w:rPr>
-          <w:rFonts w:ascii="Arial" w:hAnsi="Arial" w:eastAsia="Arial" w:cs="Arial"/>
-          <w:b w:val="1"/>
-          <w:bCs w:val="1"/>
-          <w:noProof w:val="0"/>
-          <w:sz w:val="22"/>
-          <w:szCs w:val="22"/>
-          <w:lang w:val="en-AU"/>
-        </w:rPr>
-        <w:t>Eager to contribute</w:t>
-      </w:r>
-      <w:r>
-        <w:rPr>
-          <w:rFonts w:ascii="Arial" w:hAnsi="Arial" w:eastAsia="Arial" w:cs="Arial"/>
-          <w:noProof w:val="0"/>
-          <w:sz w:val="22"/>
-          <w:szCs w:val="22"/>
-          <w:lang w:val="en-AU"/>
-        </w:rPr>
-        <w:t xml:space="preserve"> to impactful, customer-focused solutions using clean and iterative code. </w:t>
-      </w:r>
-      <w:r>
-        <w:rPr>
-          <w:rFonts w:ascii="Arial" w:hAnsi="Arial" w:eastAsia="Arial" w:cs="Arial"/>
-          <w:b w:val="1"/>
-          <w:bCs w:val="1"/>
-          <w:noProof w:val="0"/>
-          <w:sz w:val="22"/>
-          <w:szCs w:val="22"/>
-          <w:lang w:val="en-AU"/>
-        </w:rPr>
-        <w:t>Enthusiastic to learn and grow</w:t>
-      </w:r>
-      <w:r>
-        <w:rPr>
-          <w:rFonts w:ascii="Arial" w:hAnsi="Arial" w:eastAsia="Arial" w:cs="Arial"/>
-          <w:noProof w:val="0"/>
-          <w:sz w:val="22"/>
-          <w:szCs w:val="22"/>
-          <w:lang w:val="en-AU"/>
-        </w:rPr>
-        <w:t xml:space="preserve"> as a software developer, combining purposeful technology with strong engineering principles.</w:t>
+        <w:spacing w:before="240" w:after="240"/>
+      </w:pPr>
+      <w:r>
+        <w:t>Passionate and collaborative early-career software developer with hands-on experience in full-stack web development, testing, and agile delivery. I thrive in team environments where innovation, inclusion, and continuous learning are valued. Eager to contribute to impactful, customer-focused solutions using clean and iterative code. Enthusiastic to learn and grow as a software developer, combining purposeful technology with strong engineering principles.</w:t>
       </w:r>
     </w:p>
     <w:p>
       <w:pPr>
         <w:pBdr>
-          <w:top w:val="single" w:color="000000" w:sz="8" w:space="2"/>
+          <w:top w:val="single" w:sz="8" w:space="2" w:color="000000"/>
           <w:left w:val="nil"/>
-          <w:bottom w:val="single" w:color="000000" w:sz="8" w:space="2"/>
+          <w:bottom w:val="single" w:sz="8" w:space="2" w:color="000000"/>
           <w:right w:val="nil"/>
           <w:between w:val="nil"/>
         </w:pBdr>
@@ -566,7 +372,7 @@
       <w:pPr>
         <w:numPr>
           <w:ilvl w:val="0"/>
-          <w:numId w:val="6"/>
+          <w:numId w:val="7"/>
         </w:numPr>
         <w:tabs>
           <w:tab w:val="right" w:pos="10620"/>
@@ -657,7 +463,7 @@
       <w:pPr>
         <w:numPr>
           <w:ilvl w:val="0"/>
-          <w:numId w:val="2"/>
+          <w:numId w:val="3"/>
         </w:numPr>
         <w:tabs>
           <w:tab w:val="right" w:pos="10620"/>
@@ -697,9 +503,9 @@
     <w:p>
       <w:pPr>
         <w:pBdr>
-          <w:top w:val="single" w:color="000000" w:sz="8" w:space="2"/>
+          <w:top w:val="single" w:sz="8" w:space="2" w:color="000000"/>
           <w:left w:val="nil"/>
-          <w:bottom w:val="single" w:color="000000" w:sz="8" w:space="2"/>
+          <w:bottom w:val="single" w:sz="8" w:space="2" w:color="000000"/>
           <w:right w:val="nil"/>
           <w:between w:val="nil"/>
         </w:pBdr>
@@ -745,14 +551,23 @@
           <w:bCs/>
           <w:lang w:val="en-US"/>
         </w:rPr>
-        <w:t xml:space="preserve">PEXA | </w:t>
-      </w:r>
-      <w:r>
-        <w:rPr>
-          <w:rFonts w:eastAsia="Times"/>
-          <w:lang w:val="en-US"/>
-        </w:rPr>
-        <w:t>Software Developer Intern</w:t>
+        <w:t>Australian Unity</w:t>
+      </w:r>
+      <w:r>
+        <w:rPr>
+          <w:rFonts w:eastAsia="Times"/>
+          <w:b/>
+          <w:bCs/>
+          <w:lang w:val="en-US"/>
+        </w:rPr>
+        <w:t xml:space="preserve"> | </w:t>
+      </w:r>
+      <w:r>
+        <w:rPr>
+          <w:rFonts w:eastAsia="Times"/>
+          <w:lang w:val="en-US"/>
+        </w:rPr>
+        <w:t>Data Admin Customer Service</w:t>
       </w:r>
       <w:r>
         <w:tab/>
@@ -764,56 +579,317 @@
           <w:bCs/>
           <w:lang w:val="en-US"/>
         </w:rPr>
-        <w:t xml:space="preserve">JAN 2025 – JUN 2025 </w:t>
+        <w:t>NOV</w:t>
+      </w:r>
+      <w:r>
+        <w:rPr>
+          <w:rFonts w:eastAsia="Times"/>
+          <w:b/>
+          <w:bCs/>
+          <w:lang w:val="en-US"/>
+        </w:rPr>
+        <w:t xml:space="preserve"> 2025 – </w:t>
+      </w:r>
+      <w:r>
+        <w:rPr>
+          <w:rFonts w:eastAsia="Times"/>
+          <w:b/>
+          <w:bCs/>
+          <w:lang w:val="en-US"/>
+        </w:rPr>
+        <w:t>APR</w:t>
+      </w:r>
+      <w:r>
+        <w:rPr>
+          <w:rFonts w:eastAsia="Times"/>
+          <w:b/>
+          <w:bCs/>
+          <w:lang w:val="en-US"/>
+        </w:rPr>
+        <w:t xml:space="preserve"> 202</w:t>
+      </w:r>
+      <w:r>
+        <w:rPr>
+          <w:rFonts w:eastAsia="Times"/>
+          <w:b/>
+          <w:bCs/>
+          <w:lang w:val="en-US"/>
+        </w:rPr>
+        <w:t>6</w:t>
       </w:r>
     </w:p>
     <w:p>
       <w:pPr>
         <w:numPr>
           <w:ilvl w:val="0"/>
-          <w:numId w:val="3"/>
+          <w:numId w:val="4"/>
         </w:numPr>
         <w:tabs>
           <w:tab w:val="right" w:pos="10620"/>
         </w:tabs>
-        <w:spacing w:beforeAutospacing="on" w:afterAutospacing="on"/>
-        <w:rPr>
-          <w:lang w:val="en-US"/>
-        </w:rPr>
-      </w:pPr>
-      <w:r>
-        <w:rPr>
-          <w:b w:val="1"/>
-          <w:bCs w:val="1"/>
-          <w:lang w:val="en-US"/>
-        </w:rPr>
-        <w:t>Collaborated with QA teams</w:t>
-      </w:r>
-      <w:r>
-        <w:rPr>
-          <w:lang w:val="en-US"/>
-        </w:rPr>
-        <w:t xml:space="preserve"> to test features and bugs using tools such as Splunk, Postman and Insomnia includes activities such as API testing, playwright E2E automation testing, PVT etc. </w:t>
+        <w:spacing w:beforeAutospacing="1" w:afterAutospacing="1"/>
+        <w:rPr>
+          <w:lang w:val="en-US"/>
+        </w:rPr>
+      </w:pPr>
+      <w:r>
+        <w:rPr>
+          <w:b/>
+          <w:bCs/>
+          <w:lang w:val="en-US"/>
+        </w:rPr>
+        <w:t>Handled inbound and outbound calls</w:t>
+      </w:r>
+      <w:r>
+        <w:rPr>
+          <w:lang w:val="en-US"/>
+        </w:rPr>
+        <w:t xml:space="preserve"> assisting clients and families with Home Aged Care enquiries, service information, onboarding support, and issue resolution while maintaining a high standard of empathy and professionalism. </w:t>
       </w:r>
     </w:p>
     <w:p>
       <w:pPr>
         <w:numPr>
           <w:ilvl w:val="0"/>
-          <w:numId w:val="3"/>
+          <w:numId w:val="4"/>
         </w:numPr>
         <w:tabs>
           <w:tab w:val="right" w:pos="10620"/>
         </w:tabs>
-        <w:spacing w:beforeAutospacing="on" w:afterAutospacing="on"/>
-        <w:rPr>
-          <w:lang w:val="en-US"/>
-        </w:rPr>
-      </w:pPr>
-      <w:r>
-        <w:rPr>
-          <w:b w:val="1"/>
-          <w:bCs w:val="1"/>
+        <w:spacing w:beforeAutospacing="1" w:afterAutospacing="1"/>
+        <w:rPr>
+          <w:lang w:val="en-US"/>
+        </w:rPr>
+      </w:pPr>
+      <w:r>
+        <w:rPr>
+          <w:lang w:val="en-US"/>
+        </w:rPr>
+        <w:t>P</w:t>
+      </w:r>
+      <w:r>
+        <w:rPr>
+          <w:lang w:val="en-US"/>
+        </w:rPr>
+        <w:t>erformed precise data entry, record updates, and data remediation across internal systems to ensure accuracy, compliance, and alignment with aged care regulatory requirements.</w:t>
+      </w:r>
+    </w:p>
+    <w:p>
+      <w:pPr>
+        <w:numPr>
+          <w:ilvl w:val="0"/>
+          <w:numId w:val="4"/>
+        </w:numPr>
+        <w:tabs>
+          <w:tab w:val="right" w:pos="10620"/>
+        </w:tabs>
+        <w:spacing w:beforeAutospacing="1" w:afterAutospacing="1"/>
+        <w:rPr>
+          <w:lang w:val="en-US"/>
+        </w:rPr>
+      </w:pPr>
+      <w:r>
+        <w:rPr>
+          <w:b/>
+          <w:bCs/>
+          <w:lang w:val="en-US"/>
+        </w:rPr>
+        <w:t>Managed shared inboxes</w:t>
+      </w:r>
+      <w:r>
+        <w:rPr>
+          <w:lang w:val="en-US"/>
+        </w:rPr>
+        <w:t xml:space="preserve"> by triaging requests, prioritizing urgent cases, and coordinating responses with care teams, case managers, and operations staff.</w:t>
+      </w:r>
+    </w:p>
+    <w:p>
+      <w:pPr>
+        <w:numPr>
+          <w:ilvl w:val="0"/>
+          <w:numId w:val="4"/>
+        </w:numPr>
+        <w:tabs>
+          <w:tab w:val="right" w:pos="10620"/>
+        </w:tabs>
+        <w:spacing w:beforeAutospacing="1" w:afterAutospacing="1"/>
+        <w:rPr>
+          <w:lang w:val="en-US"/>
+        </w:rPr>
+      </w:pPr>
+      <w:r>
+        <w:rPr>
+          <w:b/>
+          <w:bCs/>
+          <w:lang w:val="en-US"/>
+        </w:rPr>
+        <w:t>Supported customer service delivery</w:t>
+      </w:r>
+      <w:r>
+        <w:rPr>
+          <w:lang w:val="en-US"/>
+        </w:rPr>
+        <w:t xml:space="preserve"> by resolving administrative and service-related enquiries efficiently, ensuring clear communication and positive client experiences.</w:t>
+      </w:r>
+    </w:p>
+    <w:p>
+      <w:pPr>
+        <w:numPr>
+          <w:ilvl w:val="0"/>
+          <w:numId w:val="4"/>
+        </w:numPr>
+        <w:tabs>
+          <w:tab w:val="right" w:pos="10620"/>
+        </w:tabs>
+        <w:spacing w:beforeAutospacing="1" w:afterAutospacing="1"/>
+        <w:rPr>
+          <w:lang w:val="en-US"/>
+        </w:rPr>
+      </w:pPr>
+      <w:r>
+        <w:rPr>
+          <w:b/>
+          <w:bCs/>
+          <w:lang w:val="en-US"/>
+        </w:rPr>
+        <w:t>Collaborated cross-functionally</w:t>
+      </w:r>
+      <w:r>
+        <w:rPr>
+          <w:lang w:val="en-US"/>
+        </w:rPr>
+        <w:t xml:space="preserve"> to verify information, track requests, and maintain up-to-date records that support timely care services.</w:t>
+      </w:r>
+    </w:p>
+    <w:p>
+      <w:pPr>
+        <w:numPr>
+          <w:ilvl w:val="0"/>
+          <w:numId w:val="4"/>
+        </w:numPr>
+        <w:tabs>
+          <w:tab w:val="right" w:pos="10620"/>
+        </w:tabs>
+        <w:spacing w:beforeAutospacing="1" w:afterAutospacing="1"/>
+        <w:rPr>
+          <w:lang w:val="en-US"/>
+        </w:rPr>
+      </w:pPr>
+      <w:r>
+        <w:rPr>
+          <w:b/>
+          <w:bCs/>
+          <w:lang w:val="en-US"/>
+        </w:rPr>
+        <w:t>Contributed to process improvement</w:t>
+      </w:r>
+      <w:r>
+        <w:rPr>
+          <w:lang w:val="en-US"/>
+        </w:rPr>
+        <w:t xml:space="preserve"> by identifying data inconsistencies, reporting system issues, and helping maintain documentation standards in a fast-paced, detail-driven environment.</w:t>
+      </w:r>
+    </w:p>
+    <w:p>
+      <w:pPr>
+        <w:tabs>
+          <w:tab w:val="right" w:pos="10620"/>
+        </w:tabs>
+        <w:rPr>
+          <w:rFonts w:eastAsia="Times"/>
+          <w:b/>
+          <w:bCs/>
+          <w:lang w:val="en-US"/>
+        </w:rPr>
+      </w:pPr>
+      <w:r>
+        <w:rPr>
+          <w:rFonts w:eastAsia="Times"/>
+          <w:b/>
+          <w:bCs/>
+          <w:lang w:val="en-US"/>
+        </w:rPr>
+        <w:t xml:space="preserve">PEXA | </w:t>
+      </w:r>
+      <w:r>
+        <w:rPr>
+          <w:rFonts w:eastAsia="Times"/>
+          <w:lang w:val="en-US"/>
+        </w:rPr>
+        <w:t>Software Developer Intern</w:t>
+      </w:r>
+      <w:r>
+        <w:tab/>
+      </w:r>
+      <w:r>
+        <w:rPr>
+          <w:rFonts w:eastAsia="Times"/>
+          <w:b/>
+          <w:bCs/>
+          <w:lang w:val="en-US"/>
+        </w:rPr>
+        <w:t xml:space="preserve">JAN 2025 – JUN 2025 </w:t>
+      </w:r>
+    </w:p>
+    <w:p>
+      <w:pPr>
+        <w:numPr>
+          <w:ilvl w:val="0"/>
+          <w:numId w:val="4"/>
+        </w:numPr>
+        <w:tabs>
+          <w:tab w:val="right" w:pos="10620"/>
+        </w:tabs>
+        <w:spacing w:beforeAutospacing="1" w:afterAutospacing="1"/>
+        <w:rPr>
+          <w:lang w:val="en-US"/>
+        </w:rPr>
+      </w:pPr>
+      <w:r>
+        <w:rPr>
+          <w:b/>
+          <w:bCs/>
+          <w:lang w:val="en-US"/>
+        </w:rPr>
+        <w:t>Collaborated with QA teams</w:t>
+      </w:r>
+      <w:r>
+        <w:rPr>
+          <w:lang w:val="en-US"/>
+        </w:rPr>
+        <w:t xml:space="preserve"> to test features and bugs using tools such as Splunk, Postman and Insomnia </w:t>
+      </w:r>
+      <w:r>
+        <w:rPr>
+          <w:lang w:val="en-US"/>
+        </w:rPr>
+        <w:t>include</w:t>
+      </w:r>
+      <w:r>
+        <w:rPr>
+          <w:lang w:val="en-US"/>
+        </w:rPr>
+        <w:t xml:space="preserve"> activities such as API testing, playwright E2E automation testing, PVT etc. </w:t>
+      </w:r>
+    </w:p>
+    <w:p>
+      <w:pPr>
+        <w:numPr>
+          <w:ilvl w:val="0"/>
+          <w:numId w:val="4"/>
+        </w:numPr>
+        <w:tabs>
+          <w:tab w:val="right" w:pos="10620"/>
+        </w:tabs>
+        <w:spacing w:beforeAutospacing="1" w:afterAutospacing="1"/>
+        <w:rPr>
+          <w:lang w:val="en-US"/>
+        </w:rPr>
+      </w:pPr>
+      <w:r>
+        <w:rPr>
+          <w:b/>
+          <w:bCs/>
           <w:lang w:val="en-US"/>
         </w:rPr>
         <w:t>Collaborated with Developers</w:t>
@@ -822,19 +898,7 @@
         <w:rPr>
           <w:lang w:val="en-US"/>
         </w:rPr>
-        <w:t xml:space="preserve"> to build features and resolve bugs using tools such as </w:t>
-      </w:r>
-      <w:r>
-        <w:rPr>
-          <w:lang w:val="en-US"/>
-        </w:rPr>
-        <w:t>Springboot</w:t>
-      </w:r>
-      <w:r>
-        <w:rPr>
-          <w:lang w:val="en-US"/>
-        </w:rPr>
-        <w:t>, Kotlin, AWS and React.</w:t>
+        <w:t xml:space="preserve"> to build features and resolve bugs using tools such as Springboot, Kotlin, AWS and React.</w:t>
       </w:r>
     </w:p>
     <w:p>
@@ -842,38 +906,21 @@
         <w:pStyle w:val="ListParagraph"/>
         <w:numPr>
           <w:ilvl w:val="0"/>
-          <w:numId w:val="3"/>
+          <w:numId w:val="4"/>
         </w:numPr>
-        <w:spacing w:before="240" w:beforeAutospacing="on" w:after="240" w:afterAutospacing="on"/>
-        <w:rPr>
-          <w:sz w:val="22"/>
+        <w:spacing w:before="240" w:beforeAutospacing="1" w:after="240" w:afterAutospacing="1"/>
+        <w:rPr>
           <w:szCs w:val="22"/>
           <w:lang w:val="en-US"/>
         </w:rPr>
       </w:pPr>
       <w:r>
         <w:rPr>
-          <w:b w:val="1"/>
-          <w:bCs w:val="1"/>
-          <w:lang w:val="en-US"/>
-        </w:rPr>
-        <w:t>Acquired</w:t>
-      </w:r>
-      <w:r>
-        <w:rPr>
-          <w:b w:val="1"/>
-          <w:bCs w:val="1"/>
-          <w:lang w:val="en-US"/>
-        </w:rPr>
-        <w:t xml:space="preserve"> </w:t>
-      </w:r>
-      <w:r>
-        <w:rPr>
-          <w:b w:val="1"/>
-          <w:bCs w:val="1"/>
-          <w:lang w:val="en-US"/>
-        </w:rPr>
-        <w:t>proficiency</w:t>
+          <w:b/>
+          <w:bCs/>
+          <w:lang w:val="en-US"/>
+        </w:rPr>
+        <w:t>Acquired proficiency</w:t>
       </w:r>
       <w:r>
         <w:rPr>
@@ -887,7 +934,7 @@
         <w:pStyle w:val="ListParagraph"/>
         <w:numPr>
           <w:ilvl w:val="0"/>
-          <w:numId w:val="3"/>
+          <w:numId w:val="4"/>
         </w:numPr>
         <w:spacing w:before="240" w:beforeAutospacing="1" w:after="240" w:afterAutospacing="1"/>
         <w:rPr>
@@ -917,7 +964,7 @@
         <w:pStyle w:val="ListParagraph"/>
         <w:numPr>
           <w:ilvl w:val="0"/>
-          <w:numId w:val="3"/>
+          <w:numId w:val="4"/>
         </w:numPr>
         <w:spacing w:before="240" w:beforeAutospacing="1" w:after="240" w:afterAutospacing="1"/>
         <w:rPr>
@@ -947,298 +994,816 @@
         <w:pStyle w:val="ListParagraph"/>
         <w:numPr>
           <w:ilvl w:val="0"/>
-          <w:numId w:val="3"/>
+          <w:numId w:val="4"/>
         </w:numPr>
-        <w:spacing w:before="240" w:beforeAutospacing="on" w:after="240" w:afterAutospacing="on"/>
-        <w:rPr>
-          <w:lang w:val="en-US"/>
-        </w:rPr>
-      </w:pPr>
-      <w:r>
-        <w:rPr>
-          <w:b w:val="1"/>
-          <w:bCs w:val="1"/>
-          <w:lang w:val="en-US"/>
-        </w:rPr>
+        <w:spacing w:before="240" w:beforeAutospacing="1" w:after="240" w:afterAutospacing="1"/>
+        <w:rPr>
+          <w:lang w:val="en-US"/>
+        </w:rPr>
+      </w:pPr>
+      <w:r>
+        <w:rPr>
+          <w:b/>
+          <w:bCs/>
+          <w:lang w:val="en-US"/>
+        </w:rPr>
+        <w:lastRenderedPageBreak/>
         <w:t>Thrived in a fast-paced, agile environment</w:t>
       </w:r>
       <w:r>
         <w:rPr>
           <w:lang w:val="en-US"/>
         </w:rPr>
-        <w:t xml:space="preserve">, </w:t>
-      </w:r>
-      <w:r>
-        <w:rPr>
-          <w:lang w:val="en-US"/>
-        </w:rPr>
-        <w:t>demonstrating</w:t>
-      </w:r>
-      <w:r>
-        <w:rPr>
-          <w:lang w:val="en-US"/>
-        </w:rPr>
-        <w:t xml:space="preserve"> proactive learning, attentive listening, and effective execution.</w:t>
+        <w:t>, demonstrating proactive learning, attentive listening, and effective execution.</w:t>
       </w:r>
     </w:p>
     <w:p>
       <w:pPr>
         <w:pStyle w:val="ListParagraph"/>
-        <w:spacing w:beforeAutospacing="on" w:afterAutospacing="on"/>
+        <w:spacing w:beforeAutospacing="1" w:afterAutospacing="1"/>
+        <w:rPr>
+          <w:lang w:val="en-US"/>
+        </w:rPr>
+      </w:pPr>
+    </w:p>
+    <w:p>
+      <w:pPr>
+        <w:pStyle w:val="ListParagraph"/>
+        <w:spacing w:beforeAutospacing="1" w:afterAutospacing="1"/>
+        <w:rPr>
+          <w:b/>
+          <w:bCs/>
+          <w:lang w:val="en-US"/>
+        </w:rPr>
+      </w:pPr>
+      <w:r>
+        <w:rPr>
+          <w:b/>
+          <w:bCs/>
+          <w:u w:val="single"/>
+          <w:lang w:val="en-US"/>
+        </w:rPr>
+        <w:t>ACHIEVEMENTS:</w:t>
+      </w:r>
+      <w:r>
+        <w:rPr>
+          <w:b/>
+          <w:bCs/>
+          <w:lang w:val="en-US"/>
+        </w:rPr>
+        <w:t xml:space="preserve"> </w:t>
+      </w:r>
+    </w:p>
+    <w:p>
+      <w:pPr>
+        <w:pStyle w:val="ListParagraph"/>
+        <w:numPr>
+          <w:ilvl w:val="0"/>
+          <w:numId w:val="1"/>
+        </w:numPr>
+        <w:spacing w:beforeAutospacing="1" w:afterAutospacing="1"/>
+        <w:rPr>
+          <w:b/>
+          <w:bCs/>
+          <w:lang w:val="en-US"/>
+        </w:rPr>
+      </w:pPr>
+      <w:r>
+        <w:rPr>
+          <w:b/>
+          <w:bCs/>
+          <w:lang w:val="en-US"/>
+        </w:rPr>
+        <w:t>Internship extended by 3 months due to exceptional performance and value delivered.</w:t>
+      </w:r>
+    </w:p>
+    <w:p>
+      <w:pPr>
+        <w:tabs>
+          <w:tab w:val="right" w:pos="10620"/>
+        </w:tabs>
+        <w:rPr>
+          <w:rFonts w:eastAsia="Times"/>
+          <w:lang w:val="en-US"/>
+        </w:rPr>
+      </w:pPr>
+      <w:r>
+        <w:rPr>
+          <w:rFonts w:eastAsia="Times"/>
+          <w:b/>
+          <w:bCs/>
+          <w:color w:val="000000" w:themeColor="text1"/>
+          <w:highlight w:val="white"/>
+          <w:lang w:val="en-US"/>
+        </w:rPr>
+        <w:t>AUBOT PTY LTD</w:t>
+      </w:r>
+      <w:r>
+        <w:rPr>
+          <w:rFonts w:eastAsia="Times"/>
+          <w:color w:val="000000" w:themeColor="text1"/>
+          <w:highlight w:val="white"/>
+          <w:lang w:val="en-US"/>
+        </w:rPr>
+        <w:t xml:space="preserve"> | Software Developer Intern</w:t>
+      </w:r>
+      <w:r>
+        <w:tab/>
+      </w:r>
+      <w:r>
+        <w:rPr>
+          <w:rFonts w:eastAsia="Times"/>
+          <w:color w:val="000000" w:themeColor="text1"/>
+          <w:highlight w:val="white"/>
+          <w:lang w:val="en-US"/>
+        </w:rPr>
+        <w:t xml:space="preserve">Remote | </w:t>
+      </w:r>
+      <w:r>
+        <w:rPr>
+          <w:rFonts w:eastAsia="Times"/>
+          <w:b/>
+          <w:bCs/>
+          <w:color w:val="000000" w:themeColor="text1"/>
+          <w:highlight w:val="white"/>
+          <w:lang w:val="en-US"/>
+        </w:rPr>
+        <w:t>AUG 2023 – OCT 2023</w:t>
+      </w:r>
+    </w:p>
+    <w:p>
+      <w:pPr>
+        <w:numPr>
+          <w:ilvl w:val="0"/>
+          <w:numId w:val="2"/>
+        </w:numPr>
+        <w:shd w:val="clear" w:color="auto" w:fill="FFFFFF" w:themeFill="background1"/>
+        <w:tabs>
+          <w:tab w:val="right" w:pos="10620"/>
+        </w:tabs>
+        <w:spacing w:line="240" w:lineRule="auto"/>
+        <w:rPr>
+          <w:rFonts w:eastAsia="Times"/>
+          <w:highlight w:val="white"/>
+          <w:lang w:val="en-US"/>
+        </w:rPr>
+      </w:pPr>
+      <w:r>
+        <w:rPr>
+          <w:rFonts w:eastAsia="Times"/>
+          <w:highlight w:val="white"/>
+          <w:lang w:val="en-US"/>
+        </w:rPr>
+        <w:t>Improved Aubot’s educational website’s frontend UX and UI using React, Material UI to boost user experience satisfaction</w:t>
+      </w:r>
+    </w:p>
+    <w:p>
+      <w:pPr>
+        <w:numPr>
+          <w:ilvl w:val="0"/>
+          <w:numId w:val="2"/>
+        </w:numPr>
+        <w:shd w:val="clear" w:color="auto" w:fill="FFFFFF"/>
+        <w:tabs>
+          <w:tab w:val="right" w:pos="10620"/>
+        </w:tabs>
+        <w:spacing w:line="240" w:lineRule="auto"/>
+        <w:rPr>
+          <w:rFonts w:eastAsia="Times"/>
+          <w:highlight w:val="white"/>
+        </w:rPr>
+      </w:pPr>
+      <w:r>
+        <w:rPr>
+          <w:rFonts w:eastAsia="Times"/>
+          <w:highlight w:val="white"/>
+        </w:rPr>
+        <w:t>Debugged and fixed bugs found on the website to ensure a sound and successful launch</w:t>
+      </w:r>
+    </w:p>
+    <w:p>
+      <w:pPr>
+        <w:numPr>
+          <w:ilvl w:val="0"/>
+          <w:numId w:val="2"/>
+        </w:numPr>
+        <w:shd w:val="clear" w:color="auto" w:fill="FFFFFF"/>
+        <w:tabs>
+          <w:tab w:val="right" w:pos="10620"/>
+        </w:tabs>
+        <w:spacing w:after="60" w:line="240" w:lineRule="auto"/>
+        <w:rPr>
+          <w:rFonts w:eastAsia="Times"/>
+          <w:highlight w:val="white"/>
+        </w:rPr>
+      </w:pPr>
+      <w:r>
+        <w:rPr>
+          <w:rFonts w:eastAsia="Times"/>
+          <w:highlight w:val="white"/>
+        </w:rPr>
+        <w:t>Implemented around 1000 lessons and exercises using Google Script, Google Sheet and Postman that are used to introduce and educate to the world of coding to students worldwide and fasten the launching process</w:t>
+      </w:r>
+    </w:p>
+    <w:p>
+      <w:pPr>
+        <w:shd w:val="clear" w:color="auto" w:fill="FFFFFF"/>
+        <w:tabs>
+          <w:tab w:val="right" w:pos="10620"/>
+        </w:tabs>
+        <w:spacing w:after="60" w:line="240" w:lineRule="auto"/>
         <w:ind w:left="720"/>
         <w:rPr>
-          <w:lang w:val="en-US"/>
-        </w:rPr>
-      </w:pPr>
-    </w:p>
-    <w:p>
-      <w:pPr>
-        <w:pStyle w:val="ListParagraph"/>
-        <w:spacing w:beforeAutospacing="on" w:afterAutospacing="on"/>
+          <w:rFonts w:eastAsia="Times"/>
+          <w:highlight w:val="white"/>
+        </w:rPr>
+      </w:pPr>
+    </w:p>
+    <w:p>
+      <w:pPr>
+        <w:shd w:val="clear" w:color="auto" w:fill="FFFFFF" w:themeFill="background1"/>
+        <w:tabs>
+          <w:tab w:val="right" w:pos="10620"/>
+        </w:tabs>
+        <w:spacing w:after="60" w:line="240" w:lineRule="auto"/>
+        <w:rPr>
+          <w:rFonts w:eastAsia="Times"/>
+          <w:highlight w:val="white"/>
+          <w:lang w:val="en-US"/>
+        </w:rPr>
+      </w:pPr>
+      <w:r>
+        <w:rPr>
+          <w:rFonts w:eastAsia="Times"/>
+          <w:b/>
+          <w:bCs/>
+          <w:color w:val="000000" w:themeColor="text1"/>
+          <w:highlight w:val="white"/>
+          <w:lang w:val="en-US"/>
+        </w:rPr>
+        <w:t>VIZZARRI FARMS</w:t>
+      </w:r>
+      <w:r>
+        <w:rPr>
+          <w:rFonts w:eastAsia="Times"/>
+          <w:color w:val="000000" w:themeColor="text1"/>
+          <w:highlight w:val="white"/>
+          <w:lang w:val="en-US"/>
+        </w:rPr>
+        <w:t xml:space="preserve"> | Pick Packer</w:t>
+      </w:r>
+      <w:r>
+        <w:tab/>
+      </w:r>
+      <w:r>
+        <w:rPr>
+          <w:rFonts w:eastAsia="Times"/>
+          <w:color w:val="000000" w:themeColor="text1"/>
+          <w:highlight w:val="white"/>
+          <w:lang w:val="en-US"/>
+        </w:rPr>
+        <w:t xml:space="preserve">Pakenham, Victoria | </w:t>
+      </w:r>
+      <w:r>
+        <w:rPr>
+          <w:rFonts w:eastAsia="Times"/>
+          <w:b/>
+          <w:bCs/>
+          <w:color w:val="000000" w:themeColor="text1"/>
+          <w:highlight w:val="white"/>
+          <w:lang w:val="en-US"/>
+        </w:rPr>
+        <w:t>OCT 2022 – MAY 2023</w:t>
+      </w:r>
+    </w:p>
+    <w:p>
+      <w:pPr>
+        <w:numPr>
+          <w:ilvl w:val="0"/>
+          <w:numId w:val="2"/>
+        </w:numPr>
+        <w:shd w:val="clear" w:color="auto" w:fill="FFFFFF"/>
+        <w:tabs>
+          <w:tab w:val="right" w:pos="10620"/>
+        </w:tabs>
+        <w:spacing w:line="240" w:lineRule="auto"/>
+        <w:rPr>
+          <w:rFonts w:eastAsia="Times"/>
+          <w:highlight w:val="white"/>
+        </w:rPr>
+      </w:pPr>
+      <w:r>
+        <w:rPr>
+          <w:rFonts w:eastAsia="Times"/>
+          <w:highlight w:val="white"/>
+        </w:rPr>
+        <w:t>Co-operated and coordinated within a team to produce efficient desired outcomes</w:t>
+      </w:r>
+    </w:p>
+    <w:p>
+      <w:pPr>
+        <w:numPr>
+          <w:ilvl w:val="0"/>
+          <w:numId w:val="2"/>
+        </w:numPr>
+        <w:shd w:val="clear" w:color="auto" w:fill="FFFFFF"/>
+        <w:tabs>
+          <w:tab w:val="right" w:pos="10620"/>
+        </w:tabs>
+        <w:spacing w:line="240" w:lineRule="auto"/>
+        <w:rPr>
+          <w:rFonts w:eastAsia="Times"/>
+          <w:highlight w:val="white"/>
+        </w:rPr>
+      </w:pPr>
+      <w:r>
+        <w:rPr>
+          <w:rFonts w:eastAsia="Times"/>
+          <w:highlight w:val="white"/>
+        </w:rPr>
+        <w:t>Followed instructions and communicated effectively between team members and leaders, ensuring a smooth operation</w:t>
+      </w:r>
+    </w:p>
+    <w:p>
+      <w:pPr>
+        <w:numPr>
+          <w:ilvl w:val="0"/>
+          <w:numId w:val="2"/>
+        </w:numPr>
+        <w:shd w:val="clear" w:color="auto" w:fill="FFFFFF" w:themeFill="background1"/>
+        <w:tabs>
+          <w:tab w:val="right" w:pos="10620"/>
+        </w:tabs>
+        <w:spacing w:after="60" w:line="240" w:lineRule="auto"/>
+        <w:rPr>
+          <w:rFonts w:eastAsia="Times"/>
+          <w:highlight w:val="white"/>
+          <w:lang w:val="en-US"/>
+        </w:rPr>
+      </w:pPr>
+      <w:r>
+        <w:rPr>
+          <w:rFonts w:eastAsia="Times"/>
+          <w:highlight w:val="white"/>
+          <w:lang w:val="en-US"/>
+        </w:rPr>
+        <w:t xml:space="preserve">Punctual time management and organization skills </w:t>
+      </w:r>
+      <w:bookmarkStart w:id="0" w:name="_ozbp35jakg0g"/>
+      <w:bookmarkStart w:id="1" w:name="_fblh7gv7ht8"/>
+      <w:bookmarkEnd w:id="0"/>
+      <w:bookmarkEnd w:id="1"/>
+      <w:r>
+        <w:rPr>
+          <w:rFonts w:eastAsia="Times"/>
+          <w:highlight w:val="white"/>
+          <w:lang w:val="en-US"/>
+        </w:rPr>
+        <w:t>by making sure all tasks are completed in the correct procedure in a timely manner</w:t>
+      </w:r>
+    </w:p>
+    <w:p>
+      <w:pPr>
+        <w:shd w:val="clear" w:color="auto" w:fill="FFFFFF"/>
+        <w:tabs>
+          <w:tab w:val="right" w:pos="10620"/>
+        </w:tabs>
+        <w:spacing w:after="60" w:line="240" w:lineRule="auto"/>
         <w:ind w:left="720"/>
         <w:rPr>
-          <w:b w:val="1"/>
-          <w:bCs w:val="1"/>
-          <w:color w:val="auto"/>
-          <w:lang w:val="en-US"/>
-        </w:rPr>
-      </w:pPr>
-      <w:r>
-        <w:rPr>
-          <w:b w:val="1"/>
-          <w:bCs w:val="1"/>
-          <w:color w:val="auto"/>
-          <w:u w:val="single"/>
-          <w:lang w:val="en-US"/>
-        </w:rPr>
-        <w:t>ACHIEVEMENTS:</w:t>
-      </w:r>
-      <w:r>
-        <w:rPr>
-          <w:b w:val="1"/>
-          <w:bCs w:val="1"/>
-          <w:color w:val="auto"/>
-          <w:lang w:val="en-US"/>
-        </w:rPr>
-        <w:t xml:space="preserve"> </w:t>
-      </w:r>
-    </w:p>
-    <w:p>
-      <w:pPr>
-        <w:pStyle w:val="ListParagraph"/>
+          <w:rFonts w:eastAsia="Times"/>
+          <w:highlight w:val="white"/>
+        </w:rPr>
+      </w:pPr>
+    </w:p>
+    <w:p>
+      <w:pPr>
+        <w:shd w:val="clear" w:color="auto" w:fill="FFFFFF"/>
+        <w:tabs>
+          <w:tab w:val="right" w:pos="10620"/>
+        </w:tabs>
+        <w:spacing w:after="60" w:line="240" w:lineRule="auto"/>
+        <w:rPr>
+          <w:rFonts w:eastAsia="Times"/>
+          <w:highlight w:val="white"/>
+        </w:rPr>
+      </w:pPr>
+      <w:r>
+        <w:rPr>
+          <w:rFonts w:eastAsia="Times"/>
+          <w:b/>
+          <w:highlight w:val="white"/>
+        </w:rPr>
+        <w:t>KILMORE FISH &amp; CHIPS</w:t>
+      </w:r>
+      <w:r>
+        <w:rPr>
+          <w:rFonts w:eastAsia="Times"/>
+          <w:highlight w:val="white"/>
+        </w:rPr>
+        <w:t xml:space="preserve"> | Crew Member </w:t>
+      </w:r>
+      <w:r>
+        <w:rPr>
+          <w:rFonts w:eastAsia="Times"/>
+          <w:highlight w:val="white"/>
+        </w:rPr>
+        <w:tab/>
+        <w:t xml:space="preserve">Kilmore, Victoria | </w:t>
+      </w:r>
+      <w:r>
+        <w:rPr>
+          <w:rFonts w:eastAsia="Times"/>
+          <w:b/>
+          <w:highlight w:val="white"/>
+        </w:rPr>
+        <w:t>SEP 2021 – MAR 2022</w:t>
+      </w:r>
+    </w:p>
+    <w:p>
+      <w:pPr>
+        <w:numPr>
+          <w:ilvl w:val="0"/>
+          <w:numId w:val="6"/>
+        </w:numPr>
+        <w:shd w:val="clear" w:color="auto" w:fill="FFFFFF"/>
+        <w:tabs>
+          <w:tab w:val="right" w:pos="10620"/>
+        </w:tabs>
+        <w:spacing w:line="240" w:lineRule="auto"/>
+        <w:rPr>
+          <w:rFonts w:eastAsia="Times"/>
+          <w:highlight w:val="white"/>
+        </w:rPr>
+      </w:pPr>
+      <w:r>
+        <w:rPr>
+          <w:rFonts w:eastAsia="Times"/>
+          <w:highlight w:val="white"/>
+        </w:rPr>
+        <w:t>Multitasked and coordinated efficiently with team members to deliver exceptional customer service</w:t>
+      </w:r>
+    </w:p>
+    <w:p>
+      <w:pPr>
+        <w:numPr>
+          <w:ilvl w:val="0"/>
+          <w:numId w:val="6"/>
+        </w:numPr>
+        <w:shd w:val="clear" w:color="auto" w:fill="FFFFFF" w:themeFill="background1"/>
+        <w:tabs>
+          <w:tab w:val="right" w:pos="10620"/>
+        </w:tabs>
+        <w:spacing w:line="240" w:lineRule="auto"/>
+        <w:rPr>
+          <w:rFonts w:eastAsia="Times"/>
+          <w:highlight w:val="white"/>
+          <w:lang w:val="en-US"/>
+        </w:rPr>
+      </w:pPr>
+      <w:r>
+        <w:rPr>
+          <w:rFonts w:eastAsia="Times"/>
+          <w:highlight w:val="white"/>
+          <w:lang w:val="en-US"/>
+        </w:rPr>
+        <w:t>Trained and assisted new team members, enhancing customer service experience</w:t>
+      </w:r>
+    </w:p>
+    <w:p>
+      <w:pPr>
+        <w:numPr>
+          <w:ilvl w:val="0"/>
+          <w:numId w:val="6"/>
+        </w:numPr>
+        <w:shd w:val="clear" w:color="auto" w:fill="FFFFFF" w:themeFill="background1"/>
+        <w:tabs>
+          <w:tab w:val="right" w:pos="10620"/>
+        </w:tabs>
+        <w:spacing w:after="60" w:line="240" w:lineRule="auto"/>
+        <w:rPr>
+          <w:rFonts w:eastAsia="Times"/>
+          <w:highlight w:val="white"/>
+          <w:lang w:val="en-US"/>
+        </w:rPr>
+      </w:pPr>
+      <w:r>
+        <w:rPr>
+          <w:rFonts w:eastAsia="Times"/>
+          <w:highlight w:val="white"/>
+          <w:lang w:val="en-US"/>
+        </w:rPr>
+        <w:t>Addressed customers’ demands, fostering high levels of customer satisfaction</w:t>
+      </w:r>
+    </w:p>
+    <w:p>
+      <w:pPr>
+        <w:shd w:val="clear" w:color="auto" w:fill="FFFFFF"/>
+        <w:tabs>
+          <w:tab w:val="right" w:pos="10620"/>
+        </w:tabs>
+        <w:spacing w:after="60" w:line="240" w:lineRule="auto"/>
+        <w:ind w:left="720"/>
+        <w:rPr>
+          <w:rFonts w:eastAsia="Times"/>
+          <w:highlight w:val="white"/>
+        </w:rPr>
+      </w:pPr>
+    </w:p>
+    <w:p>
+      <w:pPr>
+        <w:shd w:val="clear" w:color="auto" w:fill="FFFFFF"/>
+        <w:tabs>
+          <w:tab w:val="right" w:pos="10620"/>
+        </w:tabs>
+        <w:spacing w:after="60" w:line="240" w:lineRule="auto"/>
+        <w:rPr>
+          <w:rFonts w:eastAsia="Times"/>
+          <w:highlight w:val="white"/>
+        </w:rPr>
+      </w:pPr>
+      <w:r>
+        <w:rPr>
+          <w:rFonts w:eastAsia="Times"/>
+          <w:b/>
+          <w:highlight w:val="white"/>
+        </w:rPr>
+        <w:t>KILMORE BAKERY</w:t>
+      </w:r>
+      <w:r>
+        <w:rPr>
+          <w:rFonts w:eastAsia="Times"/>
+          <w:highlight w:val="white"/>
+        </w:rPr>
+        <w:t xml:space="preserve"> | Sales Assistant </w:t>
+      </w:r>
+      <w:r>
+        <w:rPr>
+          <w:rFonts w:eastAsia="Times"/>
+          <w:highlight w:val="white"/>
+        </w:rPr>
+        <w:tab/>
+        <w:t xml:space="preserve">Kilmore, Victoria | </w:t>
+      </w:r>
+      <w:r>
+        <w:rPr>
+          <w:rFonts w:eastAsia="Times"/>
+          <w:b/>
+          <w:highlight w:val="white"/>
+        </w:rPr>
+        <w:t>SEP 2021 – MAR 2022</w:t>
+      </w:r>
+    </w:p>
+    <w:p>
+      <w:pPr>
+        <w:numPr>
+          <w:ilvl w:val="0"/>
+          <w:numId w:val="6"/>
+        </w:numPr>
+        <w:shd w:val="clear" w:color="auto" w:fill="FFFFFF"/>
+        <w:tabs>
+          <w:tab w:val="right" w:pos="10620"/>
+        </w:tabs>
+        <w:spacing w:line="240" w:lineRule="auto"/>
+        <w:rPr>
+          <w:rFonts w:eastAsia="Times"/>
+          <w:highlight w:val="white"/>
+        </w:rPr>
+      </w:pPr>
+      <w:r>
+        <w:rPr>
+          <w:rFonts w:eastAsia="Times"/>
+          <w:highlight w:val="white"/>
+        </w:rPr>
+        <w:t xml:space="preserve">Worked efficiently with a POS system to fasten the ordering and payment process </w:t>
+      </w:r>
+    </w:p>
+    <w:p>
+      <w:pPr>
+        <w:numPr>
+          <w:ilvl w:val="0"/>
+          <w:numId w:val="6"/>
+        </w:numPr>
+        <w:shd w:val="clear" w:color="auto" w:fill="FFFFFF"/>
+        <w:tabs>
+          <w:tab w:val="right" w:pos="10620"/>
+        </w:tabs>
+        <w:spacing w:line="240" w:lineRule="auto"/>
+        <w:rPr>
+          <w:rFonts w:eastAsia="Times"/>
+          <w:highlight w:val="white"/>
+        </w:rPr>
+      </w:pPr>
+      <w:r>
+        <w:rPr>
+          <w:rFonts w:eastAsia="Times"/>
+          <w:highlight w:val="white"/>
+        </w:rPr>
+        <w:t>Collaborated effectively with fellow team members to keep up with rush hours</w:t>
+      </w:r>
+    </w:p>
+    <w:p>
+      <w:pPr>
+        <w:numPr>
+          <w:ilvl w:val="0"/>
+          <w:numId w:val="6"/>
+        </w:numPr>
+        <w:shd w:val="clear" w:color="auto" w:fill="FFFFFF"/>
+        <w:tabs>
+          <w:tab w:val="right" w:pos="10620"/>
+        </w:tabs>
+        <w:spacing w:after="60" w:line="240" w:lineRule="auto"/>
+        <w:rPr>
+          <w:rFonts w:eastAsia="Times"/>
+          <w:highlight w:val="white"/>
+        </w:rPr>
+      </w:pPr>
+      <w:r>
+        <w:rPr>
+          <w:rFonts w:eastAsia="Times"/>
+          <w:highlight w:val="white"/>
+        </w:rPr>
+        <w:t>Restocked and merchandised products in a sightly and easy to recognize manner</w:t>
+      </w:r>
+    </w:p>
+    <w:p>
+      <w:pPr>
+        <w:numPr>
+          <w:ilvl w:val="0"/>
+          <w:numId w:val="6"/>
+        </w:numPr>
+        <w:shd w:val="clear" w:color="auto" w:fill="FFFFFF"/>
+        <w:tabs>
+          <w:tab w:val="right" w:pos="10620"/>
+        </w:tabs>
+        <w:spacing w:after="60" w:line="240" w:lineRule="auto"/>
+        <w:rPr>
+          <w:rFonts w:eastAsia="Times"/>
+          <w:highlight w:val="white"/>
+        </w:rPr>
+      </w:pPr>
+      <w:r>
+        <w:rPr>
+          <w:rFonts w:eastAsia="Times"/>
+          <w:highlight w:val="white"/>
+        </w:rPr>
+        <w:t>Kept up a hygienic environment throughout the shop</w:t>
+      </w:r>
+    </w:p>
+    <w:p>
+      <w:pPr>
+        <w:shd w:val="clear" w:color="auto" w:fill="FFFFFF" w:themeFill="background1"/>
+        <w:tabs>
+          <w:tab w:val="right" w:pos="10620"/>
+        </w:tabs>
+        <w:spacing w:after="60" w:line="240" w:lineRule="auto"/>
+        <w:ind w:left="720"/>
+        <w:rPr>
+          <w:rFonts w:eastAsia="Times"/>
+          <w:highlight w:val="white"/>
+          <w:lang w:val="en-US"/>
+        </w:rPr>
+      </w:pPr>
+    </w:p>
+    <w:p>
+      <w:pPr>
+        <w:pBdr>
+          <w:top w:val="single" w:sz="8" w:space="2" w:color="000000"/>
+          <w:bottom w:val="single" w:sz="8" w:space="2" w:color="000000"/>
+        </w:pBdr>
+        <w:shd w:val="clear" w:color="auto" w:fill="C9DAF8"/>
+        <w:tabs>
+          <w:tab w:val="right" w:pos="10620"/>
+        </w:tabs>
+        <w:spacing w:before="200" w:after="200"/>
+        <w:rPr>
+          <w:rFonts w:eastAsia="Times"/>
+          <w:highlight w:val="white"/>
+        </w:rPr>
+      </w:pPr>
+      <w:r>
+        <w:rPr>
+          <w:rFonts w:eastAsia="Times"/>
+          <w:b/>
+          <w:sz w:val="24"/>
+          <w:szCs w:val="24"/>
+        </w:rPr>
+        <w:t>SKILLS</w:t>
+      </w:r>
+    </w:p>
+    <w:p>
+      <w:pPr>
         <w:numPr>
           <w:ilvl w:val="0"/>
           <w:numId w:val="8"/>
         </w:numPr>
-        <w:spacing w:beforeAutospacing="on" w:afterAutospacing="on"/>
-        <w:rPr>
-          <w:b w:val="1"/>
-          <w:bCs w:val="1"/>
-          <w:noProof w:val="0"/>
-          <w:lang w:val="en-US"/>
-        </w:rPr>
-      </w:pPr>
-      <w:r>
-        <w:rPr>
-          <w:b w:val="1"/>
-          <w:bCs w:val="1"/>
-          <w:noProof w:val="0"/>
-          <w:lang w:val="en-US"/>
-        </w:rPr>
-        <w:t>Internship extended by 3 months due to exceptional performance and value delivered.</w:t>
-      </w:r>
-    </w:p>
-    <w:p>
-      <w:pPr>
-        <w:pStyle w:val="ListParagraph"/>
-        <w:spacing w:beforeAutospacing="on" w:afterAutospacing="on"/>
-        <w:ind w:left="720"/>
-        <w:rPr>
-          <w:lang w:val="en-US"/>
-        </w:rPr>
-      </w:pPr>
-    </w:p>
-    <w:p>
-      <w:pPr>
-        <w:tabs>
-          <w:tab w:val="right" w:pos="10620"/>
-        </w:tabs>
-        <w:rPr>
-          <w:rFonts w:eastAsia="Times"/>
-          <w:b/>
-        </w:rPr>
-      </w:pPr>
-      <w:hyperlink w:history="1" r:id="rId14">
-        <w:r>
-          <w:rPr>
-            <w:rStyle w:val="Hyperlink"/>
-            <w:rFonts w:eastAsia="Times"/>
-            <w:b/>
-          </w:rPr>
-          <w:t>SHOPIN</w:t>
-        </w:r>
-      </w:hyperlink>
-      <w:r>
-        <w:rPr>
-          <w:rFonts w:eastAsia="Times"/>
-          <w:b/>
-        </w:rPr>
-        <w:t xml:space="preserve"> | </w:t>
-      </w:r>
-      <w:r>
-        <w:rPr>
-          <w:rFonts w:eastAsia="Times"/>
-        </w:rPr>
-        <w:t xml:space="preserve">E-commerce / Online store </w:t>
-      </w:r>
-      <w:r>
-        <w:rPr>
-          <w:rFonts w:eastAsia="Times"/>
-        </w:rPr>
-        <w:tab/>
-      </w:r>
-      <w:r>
-        <w:rPr>
-          <w:rFonts w:eastAsia="Times"/>
-          <w:b/>
-        </w:rPr>
-        <w:t>AUG 2024</w:t>
+        <w:tabs>
+          <w:tab w:val="right" w:pos="10620"/>
+        </w:tabs>
+        <w:rPr>
+          <w:rFonts w:eastAsia="Times"/>
+          <w:highlight w:val="white"/>
+          <w:lang w:val="en-US"/>
+        </w:rPr>
+      </w:pPr>
+      <w:r>
+        <w:rPr>
+          <w:rFonts w:eastAsia="Times"/>
+          <w:b/>
+          <w:bCs/>
+          <w:highlight w:val="white"/>
+          <w:lang w:val="en-US"/>
+        </w:rPr>
+        <w:t>Programming Languages:</w:t>
+      </w:r>
+      <w:r>
+        <w:rPr>
+          <w:rFonts w:eastAsia="Times"/>
+          <w:highlight w:val="white"/>
+          <w:lang w:val="en-US"/>
+        </w:rPr>
+        <w:t xml:space="preserve"> </w:t>
+      </w:r>
+      <w:r>
+        <w:rPr>
+          <w:rFonts w:eastAsia="Times"/>
+          <w:highlight w:val="white"/>
+          <w:lang w:val="en-US"/>
+        </w:rPr>
+        <w:t>HTML, CSS, JavaScript, Python, Kotlin, C, C++, C#, SQL (MySQL, PostgreSQL)</w:t>
       </w:r>
     </w:p>
     <w:p>
       <w:pPr>
         <w:numPr>
           <w:ilvl w:val="0"/>
-          <w:numId w:val="3"/>
+          <w:numId w:val="8"/>
         </w:numPr>
         <w:tabs>
           <w:tab w:val="right" w:pos="10620"/>
         </w:tabs>
         <w:rPr>
           <w:rFonts w:eastAsia="Times"/>
-        </w:rPr>
-      </w:pPr>
-      <w:r>
-        <w:rPr>
-          <w:rFonts w:eastAsia="Times"/>
-        </w:rPr>
-        <w:t xml:space="preserve">Web application created using </w:t>
-      </w:r>
-      <w:r>
-        <w:rPr>
-          <w:rFonts w:eastAsia="Times"/>
-          <w:b/>
-        </w:rPr>
-        <w:t>MongoDB, Express JS, React JS, Node JS, Redux Toolkit, and more</w:t>
+          <w:highlight w:val="white"/>
+          <w:lang w:val="en-US"/>
+        </w:rPr>
+      </w:pPr>
+      <w:r>
+        <w:rPr>
+          <w:rFonts w:eastAsia="Times"/>
+          <w:b/>
+          <w:bCs/>
+          <w:highlight w:val="white"/>
+          <w:lang w:val="en-US"/>
+        </w:rPr>
+        <w:t>Frameworks &amp; Libraries:</w:t>
+      </w:r>
+      <w:r>
+        <w:rPr>
+          <w:rFonts w:eastAsia="Times"/>
+          <w:highlight w:val="white"/>
+          <w:lang w:val="en-US"/>
+        </w:rPr>
+        <w:t xml:space="preserve"> </w:t>
+      </w:r>
+      <w:r>
+        <w:rPr>
+          <w:rFonts w:eastAsia="Times"/>
+          <w:highlight w:val="white"/>
+          <w:lang w:val="en-US"/>
+        </w:rPr>
+        <w:t>ReactJS, Redux Toolkit, Material UI, VueJS, Bootstrap, Django, FastAPI, ExpressJS, NodeJS, Spring Boot</w:t>
       </w:r>
     </w:p>
     <w:p>
       <w:pPr>
         <w:numPr>
           <w:ilvl w:val="0"/>
-          <w:numId w:val="3"/>
+          <w:numId w:val="8"/>
         </w:numPr>
         <w:tabs>
           <w:tab w:val="right" w:pos="10620"/>
         </w:tabs>
         <w:rPr>
           <w:rFonts w:eastAsia="Times"/>
-          <w:lang w:val="en-US"/>
-        </w:rPr>
-      </w:pPr>
-      <w:r>
-        <w:rPr>
-          <w:rFonts w:eastAsia="Times"/>
-          <w:lang w:val="en-US"/>
-        </w:rPr>
-        <w:t>Functionalities include token</w:t>
-      </w:r>
-      <w:r>
-        <w:rPr>
-          <w:rFonts w:eastAsia="Times"/>
-          <w:color w:val="1F2328"/>
-          <w:lang w:val="en-US"/>
-        </w:rPr>
-        <w:t xml:space="preserve"> creation and authentication, password reset through email using </w:t>
-      </w:r>
-      <w:r>
-        <w:rPr>
-          <w:rFonts w:eastAsia="Times"/>
-          <w:b/>
-          <w:bCs/>
-          <w:color w:val="1F2328"/>
-          <w:lang w:val="en-US"/>
-        </w:rPr>
-        <w:t>Nodemailer</w:t>
-      </w:r>
-      <w:r>
-        <w:rPr>
-          <w:rFonts w:eastAsia="Times"/>
-          <w:color w:val="1F2328"/>
-          <w:lang w:val="en-US"/>
-        </w:rPr>
-        <w:t xml:space="preserve">, </w:t>
-      </w:r>
-      <w:r>
-        <w:rPr>
-          <w:rFonts w:eastAsia="Times"/>
-          <w:b/>
-          <w:bCs/>
-          <w:color w:val="1F2328"/>
-          <w:lang w:val="en-US"/>
-        </w:rPr>
-        <w:t xml:space="preserve">CRUD API </w:t>
-      </w:r>
-      <w:r>
-        <w:rPr>
-          <w:rFonts w:eastAsia="Times"/>
-          <w:color w:val="1F2328"/>
-          <w:lang w:val="en-US"/>
-        </w:rPr>
-        <w:t xml:space="preserve">and </w:t>
-      </w:r>
-      <w:r>
-        <w:rPr>
-          <w:rFonts w:eastAsia="Times"/>
-          <w:b/>
-          <w:bCs/>
-          <w:color w:val="1F2328"/>
-          <w:lang w:val="en-US"/>
-        </w:rPr>
-        <w:t>API</w:t>
-      </w:r>
-      <w:r>
-        <w:rPr>
-          <w:rFonts w:eastAsia="Times"/>
-          <w:color w:val="1F2328"/>
-          <w:lang w:val="en-US"/>
-        </w:rPr>
-        <w:t xml:space="preserve"> permissions, accepting online payments using </w:t>
-      </w:r>
-      <w:r>
-        <w:rPr>
-          <w:rFonts w:eastAsia="Times"/>
-          <w:b/>
-          <w:bCs/>
-          <w:color w:val="1F2328"/>
-          <w:lang w:val="en-US"/>
-        </w:rPr>
-        <w:t xml:space="preserve">STRIPE (test-mode) </w:t>
-      </w:r>
-      <w:r>
-        <w:rPr>
-          <w:rFonts w:eastAsia="Times"/>
-          <w:color w:val="1F2328"/>
-          <w:lang w:val="en-US"/>
-        </w:rPr>
-        <w:t>as well as an</w:t>
-      </w:r>
-      <w:r>
-        <w:rPr>
-          <w:rFonts w:eastAsia="Times"/>
-          <w:b/>
-          <w:bCs/>
-          <w:color w:val="1F2328"/>
+          <w:highlight w:val="white"/>
+          <w:lang w:val="en-US"/>
+        </w:rPr>
+      </w:pPr>
+      <w:r>
+        <w:rPr>
+          <w:rFonts w:eastAsia="Times"/>
+          <w:b/>
+          <w:bCs/>
+          <w:highlight w:val="white"/>
+          <w:lang w:val="en-US"/>
+        </w:rPr>
+        <w:t>Data Science &amp; Machine Learning:</w:t>
+      </w:r>
+      <w:r>
+        <w:rPr>
+          <w:rFonts w:eastAsia="Times"/>
+          <w:highlight w:val="white"/>
           <w:lang w:val="en-US"/>
         </w:rPr>
         <w:t xml:space="preserve"> </w:t>
@@ -1246,545 +1811,274 @@
       <w:r>
         <w:rPr>
           <w:rFonts w:eastAsia="Times"/>
-          <w:color w:val="1F2328"/>
-          <w:lang w:val="en-US"/>
-        </w:rPr>
-        <w:t xml:space="preserve">admin dashboard with charts and timeline using </w:t>
-      </w:r>
-      <w:r>
-        <w:rPr>
-          <w:rFonts w:eastAsia="Times"/>
-          <w:b/>
-          <w:bCs/>
-          <w:color w:val="1F2328"/>
-          <w:lang w:val="en-US"/>
-        </w:rPr>
-        <w:t>ChartJS-2</w:t>
-      </w:r>
-      <w:r>
-        <w:rPr>
-          <w:rFonts w:eastAsia="Times"/>
-          <w:color w:val="1F2328"/>
-          <w:lang w:val="en-US"/>
-        </w:rPr>
-        <w:t xml:space="preserve"> and </w:t>
-      </w:r>
-      <w:r>
-        <w:rPr>
-          <w:rFonts w:eastAsia="Times"/>
-          <w:b/>
-          <w:bCs/>
-          <w:color w:val="1F2328"/>
-          <w:lang w:val="en-US"/>
-        </w:rPr>
-        <w:t>Datepicker</w:t>
-      </w:r>
-    </w:p>
-    <w:p>
-      <w:pPr>
-        <w:tabs>
-          <w:tab w:val="right" w:pos="10620"/>
-        </w:tabs>
-        <w:ind w:left="720"/>
-        <w:rPr>
-          <w:rFonts w:eastAsia="Times"/>
-        </w:rPr>
-      </w:pPr>
-    </w:p>
-    <w:p>
-      <w:pPr>
-        <w:tabs>
-          <w:tab w:val="right" w:pos="10620"/>
-        </w:tabs>
-        <w:rPr>
-          <w:rFonts w:eastAsia="Times"/>
-          <w:lang w:val="en-US"/>
-        </w:rPr>
-      </w:pPr>
-      <w:r>
-        <w:rPr>
-          <w:rFonts w:eastAsia="Times"/>
-          <w:b/>
-          <w:bCs/>
-          <w:color w:val="000000" w:themeColor="text1"/>
-          <w:highlight w:val="white"/>
-          <w:lang w:val="en-US"/>
-        </w:rPr>
-        <w:t>AUBOT PTY LTD</w:t>
-      </w:r>
-      <w:r>
-        <w:rPr>
-          <w:rFonts w:eastAsia="Times"/>
-          <w:color w:val="000000" w:themeColor="text1"/>
-          <w:highlight w:val="white"/>
-          <w:lang w:val="en-US"/>
-        </w:rPr>
-        <w:t xml:space="preserve"> | Software Developer Intern</w:t>
-      </w:r>
-      <w:r>
-        <w:tab/>
-      </w:r>
-      <w:r>
-        <w:rPr>
-          <w:rFonts w:eastAsia="Times"/>
-          <w:color w:val="000000" w:themeColor="text1"/>
-          <w:highlight w:val="white"/>
-          <w:lang w:val="en-US"/>
-        </w:rPr>
-        <w:t xml:space="preserve">Remote | </w:t>
-      </w:r>
-      <w:r>
-        <w:rPr>
-          <w:rFonts w:eastAsia="Times"/>
-          <w:b/>
-          <w:bCs/>
-          <w:color w:val="000000" w:themeColor="text1"/>
-          <w:highlight w:val="white"/>
-          <w:lang w:val="en-US"/>
-        </w:rPr>
-        <w:t>AUG 2023 – OCT 2023</w:t>
+          <w:highlight w:val="white"/>
+          <w:lang w:val="en-US"/>
+        </w:rPr>
+        <w:t>NumPy, Scikit-Learn, TensorFlow</w:t>
       </w:r>
     </w:p>
     <w:p>
       <w:pPr>
         <w:numPr>
           <w:ilvl w:val="0"/>
-          <w:numId w:val="1"/>
+          <w:numId w:val="8"/>
         </w:numPr>
-        <w:shd w:val="clear" w:color="auto" w:fill="FFFFFF" w:themeFill="background1"/>
-        <w:tabs>
-          <w:tab w:val="right" w:pos="10620"/>
-        </w:tabs>
-        <w:spacing w:line="240" w:lineRule="auto"/>
-        <w:rPr>
-          <w:rFonts w:eastAsia="Times"/>
-          <w:highlight w:val="white"/>
-          <w:lang w:val="en-US"/>
-        </w:rPr>
-      </w:pPr>
-      <w:r>
-        <w:rPr>
-          <w:rFonts w:eastAsia="Times"/>
-          <w:highlight w:val="white"/>
-          <w:lang w:val="en-US"/>
-        </w:rPr>
-        <w:t>Improved Aubot’s educational website’s frontend UX and UI using React, Material UI to boost user experience satisfaction</w:t>
+        <w:tabs>
+          <w:tab w:val="right" w:pos="10620"/>
+        </w:tabs>
+        <w:rPr>
+          <w:rFonts w:eastAsia="Times"/>
+          <w:highlight w:val="white"/>
+          <w:lang w:val="en-US"/>
+        </w:rPr>
+      </w:pPr>
+      <w:r>
+        <w:rPr>
+          <w:rFonts w:eastAsia="Times"/>
+          <w:b/>
+          <w:bCs/>
+          <w:highlight w:val="white"/>
+          <w:lang w:val="en-US"/>
+        </w:rPr>
+        <w:t>Databases:</w:t>
+      </w:r>
+      <w:r>
+        <w:rPr>
+          <w:rFonts w:eastAsia="Times"/>
+          <w:highlight w:val="white"/>
+          <w:lang w:val="en-US"/>
+        </w:rPr>
+        <w:t xml:space="preserve"> </w:t>
+      </w:r>
+      <w:r>
+        <w:rPr>
+          <w:rFonts w:eastAsia="Times"/>
+          <w:highlight w:val="white"/>
+          <w:lang w:val="en-US"/>
+        </w:rPr>
+        <w:t>MySQL, MongoDB, PostgreSQL</w:t>
       </w:r>
     </w:p>
     <w:p>
       <w:pPr>
         <w:numPr>
           <w:ilvl w:val="0"/>
-          <w:numId w:val="1"/>
+          <w:numId w:val="8"/>
         </w:numPr>
-        <w:shd w:val="clear" w:color="auto" w:fill="FFFFFF"/>
-        <w:tabs>
-          <w:tab w:val="right" w:pos="10620"/>
-        </w:tabs>
-        <w:spacing w:line="240" w:lineRule="auto"/>
-        <w:rPr>
-          <w:rFonts w:eastAsia="Times"/>
-          <w:highlight w:val="white"/>
-        </w:rPr>
-      </w:pPr>
-      <w:r>
-        <w:rPr>
-          <w:rFonts w:eastAsia="Times"/>
-          <w:highlight w:val="white"/>
-        </w:rPr>
-        <w:t>Debugged and fixed bugs found on the website to ensure a sound and successful launch</w:t>
+        <w:tabs>
+          <w:tab w:val="right" w:pos="10620"/>
+        </w:tabs>
+        <w:rPr>
+          <w:rFonts w:eastAsia="Times"/>
+          <w:highlight w:val="white"/>
+          <w:lang w:val="en-US"/>
+        </w:rPr>
+      </w:pPr>
+      <w:r>
+        <w:rPr>
+          <w:rFonts w:eastAsia="Times"/>
+          <w:b/>
+          <w:bCs/>
+          <w:highlight w:val="white"/>
+          <w:lang w:val="en-US"/>
+        </w:rPr>
+        <w:t>Cloud &amp; DevOps:</w:t>
+      </w:r>
+      <w:r>
+        <w:rPr>
+          <w:rFonts w:eastAsia="Times"/>
+          <w:highlight w:val="white"/>
+          <w:lang w:val="en-US"/>
+        </w:rPr>
+        <w:t xml:space="preserve"> </w:t>
+      </w:r>
+      <w:r>
+        <w:rPr>
+          <w:rFonts w:eastAsia="Times"/>
+          <w:highlight w:val="white"/>
+          <w:lang w:val="en-US"/>
+        </w:rPr>
+        <w:t>AWS, Docker, Kubernetes, Terraform, ArgoCD, GitHub Actions, Backstage</w:t>
       </w:r>
     </w:p>
     <w:p>
       <w:pPr>
         <w:numPr>
           <w:ilvl w:val="0"/>
-          <w:numId w:val="1"/>
+          <w:numId w:val="8"/>
         </w:numPr>
-        <w:shd w:val="clear" w:color="auto" w:fill="FFFFFF"/>
-        <w:tabs>
-          <w:tab w:val="right" w:pos="10620"/>
-        </w:tabs>
-        <w:spacing w:after="60" w:line="240" w:lineRule="auto"/>
-        <w:rPr>
-          <w:rFonts w:eastAsia="Times"/>
-          <w:highlight w:val="white"/>
-        </w:rPr>
-      </w:pPr>
-      <w:r>
-        <w:rPr>
-          <w:rFonts w:eastAsia="Times"/>
-          <w:highlight w:val="white"/>
-        </w:rPr>
-        <w:t>Implemented around 1000 lessons and exercises using Google Script, Google Sheet and Postman that are used to introduce and educate to the world of coding to students worldwide and fasten the launching process</w:t>
-      </w:r>
-    </w:p>
-    <w:p>
-      <w:pPr>
-        <w:pStyle w:val="Normal"/>
-        <w:shd w:val="clear" w:color="auto" w:fill="FFFFFF" w:themeFill="background1"/>
-        <w:tabs>
-          <w:tab w:val="right" w:pos="10620"/>
-        </w:tabs>
-        <w:spacing w:after="60" w:line="240" w:lineRule="auto"/>
-        <w:ind w:left="720"/>
-        <w:rPr>
-          <w:rFonts w:eastAsia="Times"/>
-          <w:highlight w:val="white"/>
-          <w:lang w:val="en-US"/>
-        </w:rPr>
-      </w:pPr>
-    </w:p>
-    <w:p>
-      <w:pPr>
-        <w:tabs>
-          <w:tab w:val="right" w:pos="10620"/>
-        </w:tabs>
-        <w:rPr>
-          <w:rFonts w:eastAsia="Times"/>
-          <w:b/>
-          <w:bCs/>
-          <w:lang w:val="en-US"/>
-        </w:rPr>
-      </w:pPr>
-      <w:hyperlink r:id="rId15">
-        <w:r>
-          <w:rPr>
-            <w:rFonts w:eastAsia="Times"/>
-            <w:b/>
-            <w:bCs/>
-            <w:color w:val="1155CC"/>
-            <w:u w:val="single"/>
-            <w:lang w:val="en-US"/>
-          </w:rPr>
-          <w:t>STUDYBUDDY</w:t>
-        </w:r>
-      </w:hyperlink>
-      <w:r>
-        <w:rPr>
-          <w:rFonts w:eastAsia="Times"/>
-          <w:b/>
-          <w:bCs/>
-          <w:lang w:val="en-US"/>
-        </w:rPr>
-        <w:t xml:space="preserve"> | </w:t>
-      </w:r>
-      <w:r>
-        <w:rPr>
-          <w:rFonts w:eastAsia="Times"/>
-          <w:lang w:val="en-US"/>
-        </w:rPr>
-        <w:t>Social media</w:t>
-      </w:r>
-      <w:r>
-        <w:tab/>
-      </w:r>
-      <w:r>
-        <w:rPr>
-          <w:rFonts w:eastAsia="Times"/>
-          <w:b/>
-          <w:bCs/>
-          <w:lang w:val="en-US"/>
-        </w:rPr>
-        <w:t>JUN 2023</w:t>
+        <w:tabs>
+          <w:tab w:val="right" w:pos="10620"/>
+        </w:tabs>
+        <w:rPr>
+          <w:rFonts w:eastAsia="Times"/>
+          <w:highlight w:val="white"/>
+          <w:lang w:val="en-US"/>
+        </w:rPr>
+      </w:pPr>
+      <w:r>
+        <w:rPr>
+          <w:rFonts w:eastAsia="Times"/>
+          <w:b/>
+          <w:bCs/>
+          <w:highlight w:val="white"/>
+          <w:lang w:val="en-US"/>
+        </w:rPr>
+        <w:t>Tools &amp; Platforms:</w:t>
+      </w:r>
+      <w:r>
+        <w:rPr>
+          <w:rFonts w:eastAsia="Times"/>
+          <w:highlight w:val="white"/>
+          <w:lang w:val="en-US"/>
+        </w:rPr>
+        <w:t xml:space="preserve"> </w:t>
+      </w:r>
+      <w:r>
+        <w:rPr>
+          <w:rFonts w:eastAsia="Times"/>
+          <w:highlight w:val="white"/>
+          <w:lang w:val="en-US"/>
+        </w:rPr>
+        <w:t>Git, GitHub, GitLab, Jira, Confluence, Slack, MS Office 365, Canva, Android Studio, Kafka, Splunk</w:t>
       </w:r>
     </w:p>
     <w:p>
       <w:pPr>
         <w:numPr>
           <w:ilvl w:val="0"/>
-          <w:numId w:val="3"/>
+          <w:numId w:val="8"/>
         </w:numPr>
         <w:tabs>
           <w:tab w:val="right" w:pos="10620"/>
         </w:tabs>
         <w:rPr>
           <w:rFonts w:eastAsia="Times"/>
-          <w:lang w:val="en-US"/>
-        </w:rPr>
-      </w:pPr>
-      <w:r>
-        <w:rPr>
-          <w:rFonts w:eastAsia="Times"/>
-          <w:lang w:val="en-US"/>
-        </w:rPr>
-        <w:t xml:space="preserve">Web application created using </w:t>
-      </w:r>
-      <w:r>
-        <w:rPr>
-          <w:rFonts w:eastAsia="Times"/>
-          <w:b/>
-          <w:bCs/>
-          <w:lang w:val="en-US"/>
-        </w:rPr>
-        <w:t>Python, Django</w:t>
-      </w:r>
-      <w:r>
-        <w:rPr>
-          <w:rFonts w:eastAsia="Times"/>
-          <w:lang w:val="en-US"/>
-        </w:rPr>
-        <w:t xml:space="preserve"> and a premade template</w:t>
+          <w:highlight w:val="white"/>
+          <w:lang w:val="en-US"/>
+        </w:rPr>
+      </w:pPr>
+      <w:r>
+        <w:rPr>
+          <w:rFonts w:eastAsia="Times"/>
+          <w:b/>
+          <w:bCs/>
+          <w:highlight w:val="white"/>
+          <w:lang w:val="en-US"/>
+        </w:rPr>
+        <w:t>Testing:</w:t>
+      </w:r>
+      <w:r>
+        <w:rPr>
+          <w:rFonts w:eastAsia="Times"/>
+          <w:highlight w:val="white"/>
+          <w:lang w:val="en-US"/>
+        </w:rPr>
+        <w:t xml:space="preserve"> </w:t>
+      </w:r>
+      <w:r>
+        <w:rPr>
+          <w:rFonts w:eastAsia="Times"/>
+          <w:highlight w:val="white"/>
+          <w:lang w:val="en-US"/>
+        </w:rPr>
+        <w:t>Playwright</w:t>
       </w:r>
     </w:p>
     <w:p>
       <w:pPr>
         <w:numPr>
           <w:ilvl w:val="0"/>
-          <w:numId w:val="3"/>
+          <w:numId w:val="8"/>
         </w:numPr>
         <w:tabs>
           <w:tab w:val="right" w:pos="10620"/>
         </w:tabs>
         <w:rPr>
           <w:rFonts w:eastAsia="Times"/>
-          <w:lang w:val="en-US"/>
-        </w:rPr>
-      </w:pPr>
-      <w:r>
-        <w:rPr>
-          <w:rFonts w:eastAsia="Times"/>
-          <w:lang w:val="en-US"/>
-        </w:rPr>
-        <w:t>Functionalities include token</w:t>
-      </w:r>
-      <w:r>
-        <w:rPr>
-          <w:rFonts w:eastAsia="Times"/>
-          <w:color w:val="1F2328"/>
-          <w:lang w:val="en-US"/>
-        </w:rPr>
-        <w:t xml:space="preserve"> creation and authentication, </w:t>
-      </w:r>
-      <w:r>
-        <w:rPr>
-          <w:rFonts w:eastAsia="Times"/>
-          <w:b w:val="1"/>
-          <w:bCs w:val="1"/>
-          <w:color w:val="1F2328"/>
-          <w:lang w:val="en-US"/>
-        </w:rPr>
-        <w:t>Email</w:t>
-      </w:r>
-      <w:r>
-        <w:rPr>
-          <w:rFonts w:eastAsia="Times"/>
-          <w:color w:val="1F2328"/>
-          <w:lang w:val="en-US"/>
-        </w:rPr>
-        <w:t xml:space="preserve"> authentication and confirmation, password reset through email, </w:t>
-      </w:r>
-      <w:r>
-        <w:rPr>
-          <w:rFonts w:eastAsia="Times"/>
-          <w:b w:val="1"/>
-          <w:bCs w:val="1"/>
-          <w:color w:val="1F2328"/>
-          <w:lang w:val="en-US"/>
-        </w:rPr>
-        <w:t xml:space="preserve">CRUD API </w:t>
-      </w:r>
-      <w:r>
-        <w:rPr>
-          <w:rFonts w:eastAsia="Times"/>
-          <w:color w:val="1F2328"/>
-          <w:lang w:val="en-US"/>
-        </w:rPr>
-        <w:t xml:space="preserve">and </w:t>
-      </w:r>
-      <w:r>
-        <w:rPr>
-          <w:rFonts w:eastAsia="Times"/>
-          <w:b w:val="1"/>
-          <w:bCs w:val="1"/>
-          <w:color w:val="1F2328"/>
-          <w:lang w:val="en-US"/>
-        </w:rPr>
-        <w:t>API</w:t>
-      </w:r>
-      <w:r>
-        <w:rPr>
-          <w:rFonts w:eastAsia="Times"/>
-          <w:color w:val="1F2328"/>
-          <w:lang w:val="en-US"/>
-        </w:rPr>
-        <w:t xml:space="preserve"> permissions</w:t>
-      </w:r>
-    </w:p>
-    <w:p>
-      <w:pPr>
-        <w:pBdr>
-          <w:top w:val="single" w:color="000000" w:sz="8" w:space="2"/>
-          <w:bottom w:val="single" w:color="000000" w:sz="8" w:space="2"/>
-        </w:pBdr>
-        <w:shd w:val="clear" w:color="auto" w:fill="C9DAF8"/>
-        <w:tabs>
-          <w:tab w:val="right" w:pos="10620"/>
-        </w:tabs>
-        <w:spacing w:before="200" w:after="200"/>
-        <w:rPr>
-          <w:rFonts w:eastAsia="Times"/>
-          <w:highlight w:val="white"/>
-        </w:rPr>
-      </w:pPr>
-      <w:r>
-        <w:rPr>
-          <w:rFonts w:eastAsia="Times"/>
-          <w:b/>
-          <w:sz w:val="24"/>
-          <w:szCs w:val="24"/>
-        </w:rPr>
-        <w:t>SKILLS</w:t>
+          <w:highlight w:val="white"/>
+          <w:lang w:val="en-US"/>
+        </w:rPr>
+      </w:pPr>
+      <w:r>
+        <w:rPr>
+          <w:rFonts w:eastAsia="Times"/>
+          <w:b/>
+          <w:bCs/>
+          <w:highlight w:val="white"/>
+          <w:lang w:val="en-US"/>
+        </w:rPr>
+        <w:t>Software Engineering Concepts:</w:t>
+      </w:r>
+      <w:r>
+        <w:rPr>
+          <w:rFonts w:eastAsia="Times"/>
+          <w:highlight w:val="white"/>
+          <w:lang w:val="en-US"/>
+        </w:rPr>
+        <w:t xml:space="preserve"> </w:t>
+      </w:r>
+      <w:r>
+        <w:rPr>
+          <w:rFonts w:eastAsia="Times"/>
+          <w:highlight w:val="white"/>
+          <w:lang w:val="en-US"/>
+        </w:rPr>
+        <w:t>OOP, Agile Development, CI/CD</w:t>
+      </w:r>
+      <w:r>
+        <w:rPr>
+          <w:rFonts w:eastAsia="Times"/>
+          <w:highlight w:val="white"/>
+          <w:lang w:val="en-US"/>
+        </w:rPr>
+        <w:t>, SOLID Principles</w:t>
       </w:r>
     </w:p>
     <w:p>
       <w:pPr>
         <w:numPr>
           <w:ilvl w:val="0"/>
-          <w:numId w:val="7"/>
+          <w:numId w:val="8"/>
         </w:numPr>
         <w:tabs>
           <w:tab w:val="right" w:pos="10620"/>
         </w:tabs>
         <w:rPr>
           <w:rFonts w:eastAsia="Times"/>
-          <w:highlight w:val="white"/>
-          <w:lang w:val="en-US"/>
-        </w:rPr>
-      </w:pPr>
-      <w:r>
-        <w:rPr>
-          <w:rFonts w:eastAsia="Times"/>
-          <w:highlight w:val="white"/>
-          <w:lang w:val="en-US"/>
-        </w:rPr>
-        <w:t xml:space="preserve">HTML | CSS | </w:t>
-      </w:r>
-      <w:r>
-        <w:rPr>
-          <w:rFonts w:eastAsia="Times"/>
-          <w:highlight w:val="white"/>
-          <w:lang w:val="en-US"/>
-        </w:rPr>
-        <w:t>Javascript</w:t>
-      </w:r>
-      <w:r>
-        <w:rPr>
-          <w:rFonts w:eastAsia="Times"/>
-          <w:highlight w:val="white"/>
-          <w:lang w:val="en-US"/>
-        </w:rPr>
-        <w:t xml:space="preserve"> | Python | Django | ReactJS | Material UI | </w:t>
-      </w:r>
-      <w:r>
-        <w:rPr>
-          <w:rFonts w:eastAsia="Times"/>
-          <w:highlight w:val="white"/>
-          <w:lang w:val="en-US"/>
-        </w:rPr>
-        <w:t>VueJS</w:t>
-      </w:r>
-      <w:r>
-        <w:rPr>
-          <w:rFonts w:eastAsia="Times"/>
-          <w:highlight w:val="white"/>
-          <w:lang w:val="en-US"/>
-        </w:rPr>
-        <w:t xml:space="preserve"> | C | C++ | C# | MySQL | OOP | Bootstrap | Git | GitHub | Gitlab | </w:t>
-      </w:r>
-      <w:r>
-        <w:rPr>
-          <w:rFonts w:eastAsia="Times"/>
-          <w:highlight w:val="white"/>
-          <w:lang w:val="en-US"/>
-        </w:rPr>
-        <w:t>FastAPI</w:t>
-      </w:r>
-      <w:r>
-        <w:rPr>
-          <w:rFonts w:eastAsia="Times"/>
-          <w:highlight w:val="white"/>
-          <w:lang w:val="en-US"/>
-        </w:rPr>
-        <w:t xml:space="preserve"> | Confluence | Jira | Canva | MongoDB | </w:t>
-      </w:r>
-      <w:r>
-        <w:rPr>
-          <w:rFonts w:eastAsia="Times"/>
-          <w:highlight w:val="white"/>
-          <w:lang w:val="en-US"/>
-        </w:rPr>
-        <w:t>ExpressJS</w:t>
-      </w:r>
-      <w:r>
-        <w:rPr>
-          <w:rFonts w:eastAsia="Times"/>
-          <w:highlight w:val="white"/>
-          <w:lang w:val="en-US"/>
-        </w:rPr>
-        <w:t xml:space="preserve"> | NodeJS | Redux </w:t>
-      </w:r>
-      <w:r>
-        <w:rPr>
-          <w:rFonts w:eastAsia="Times"/>
-          <w:highlight w:val="white"/>
-          <w:lang w:val="en-US"/>
-        </w:rPr>
-        <w:t>ToolKit</w:t>
-      </w:r>
-      <w:r>
-        <w:rPr>
-          <w:rFonts w:eastAsia="Times"/>
-          <w:highlight w:val="white"/>
-          <w:lang w:val="en-US"/>
-        </w:rPr>
-        <w:t xml:space="preserve"> | MS Office 365 | Kotlin | Android Studio | NumPy | Scikit-Learn| TensorFlow | </w:t>
-      </w:r>
-      <w:r>
-        <w:rPr>
-          <w:rFonts w:eastAsia="Times"/>
-          <w:highlight w:val="white"/>
-          <w:lang w:val="en-US"/>
-        </w:rPr>
-        <w:t>Springboot</w:t>
-      </w:r>
-      <w:r>
-        <w:rPr>
-          <w:rFonts w:eastAsia="Times"/>
-          <w:highlight w:val="white"/>
-          <w:lang w:val="en-US"/>
-        </w:rPr>
-        <w:t xml:space="preserve"> | Kafka | Splunk | Slack | Playwright | AWS | PostgreSQL |</w:t>
-      </w:r>
-    </w:p>
-    <w:p>
-      <w:pPr>
-        <w:numPr>
-          <w:ilvl w:val="0"/>
-          <w:numId w:val="7"/>
-        </w:numPr>
-        <w:tabs>
-          <w:tab w:val="right" w:pos="10620"/>
-        </w:tabs>
-        <w:rPr>
-          <w:rFonts w:eastAsia="Times"/>
-          <w:highlight w:val="white"/>
-        </w:rPr>
-      </w:pPr>
-      <w:r>
-        <w:rPr>
-          <w:rFonts w:eastAsia="Times"/>
-          <w:highlight w:val="white"/>
-        </w:rPr>
-        <w:t>Customer Service | Teamwork | Communication | Organization | Time Management | Problem Solving | Critical Thinking | Agile Development | CI/CD |</w:t>
+          <w:lang w:val="en-US"/>
+        </w:rPr>
+      </w:pPr>
+      <w:r>
+        <w:rPr>
+          <w:rFonts w:eastAsia="Times"/>
+          <w:b/>
+          <w:bCs/>
+          <w:lang w:val="en-US"/>
+        </w:rPr>
+        <w:t>Soft Skills:</w:t>
+      </w:r>
+      <w:r>
+        <w:rPr>
+          <w:rFonts w:eastAsia="Times"/>
+          <w:lang w:val="en-US"/>
+        </w:rPr>
+        <w:t xml:space="preserve"> </w:t>
+      </w:r>
+      <w:r>
+        <w:rPr>
+          <w:rFonts w:eastAsia="Times"/>
+          <w:lang w:val="en-US"/>
+        </w:rPr>
+        <w:t>Customer Service, Teamwork, Communication, Organisation, Time Management, Problem Solving, Critical Thinking</w:t>
       </w:r>
     </w:p>
     <w:p>
       <w:pPr>
         <w:pBdr>
-          <w:top w:val="single" w:color="000000" w:sz="8" w:space="2"/>
+          <w:top w:val="single" w:sz="8" w:space="2" w:color="000000"/>
           <w:left w:val="nil"/>
-          <w:bottom w:val="single" w:color="000000" w:sz="8" w:space="2"/>
+          <w:bottom w:val="single" w:sz="8" w:space="2" w:color="000000"/>
           <w:right w:val="nil"/>
           <w:between w:val="nil"/>
         </w:pBdr>
@@ -1806,521 +2100,49 @@
           <w:sz w:val="24"/>
           <w:szCs w:val="24"/>
         </w:rPr>
-        <w:t>OTHER EXPERIENCES</w:t>
-      </w:r>
-    </w:p>
-    <w:p>
-      <w:pPr>
-        <w:shd w:val="clear" w:color="auto" w:fill="FFFFFF" w:themeFill="background1"/>
+        <w:t>REFEREES</w:t>
+      </w:r>
+    </w:p>
+    <w:p>
+      <w:pPr>
+        <w:shd w:val="clear" w:color="auto" w:fill="FFFFFF"/>
         <w:tabs>
           <w:tab w:val="right" w:pos="10620"/>
         </w:tabs>
         <w:spacing w:after="60" w:line="240" w:lineRule="auto"/>
         <w:rPr>
-          <w:rFonts w:eastAsia="Times"/>
-          <w:highlight w:val="white"/>
-          <w:lang w:val="en-US"/>
-        </w:rPr>
-      </w:pPr>
-      <w:r>
-        <w:rPr>
-          <w:rFonts w:eastAsia="Times"/>
-          <w:b/>
-          <w:bCs/>
-          <w:color w:val="000000" w:themeColor="text1"/>
-          <w:highlight w:val="white"/>
-          <w:lang w:val="en-US"/>
-        </w:rPr>
-        <w:t>VIZZARRI FARMS</w:t>
-      </w:r>
-      <w:r>
-        <w:rPr>
-          <w:rFonts w:eastAsia="Times"/>
-          <w:color w:val="000000" w:themeColor="text1"/>
-          <w:highlight w:val="white"/>
-          <w:lang w:val="en-US"/>
-        </w:rPr>
-        <w:t xml:space="preserve"> | Pick Packer</w:t>
-      </w:r>
-      <w:r>
+          <w:rStyle w:val="Hyperlink"/>
+          <w:rFonts w:eastAsia="Times"/>
+          <w:b/>
+          <w:bCs/>
+          <w:highlight w:val="white"/>
+        </w:rPr>
+      </w:pPr>
+      <w:r>
+        <w:rPr>
+          <w:rFonts w:eastAsia="Times"/>
+          <w:b/>
+          <w:bCs/>
+          <w:highlight w:val="white"/>
+        </w:rPr>
+        <w:lastRenderedPageBreak/>
+        <w:t xml:space="preserve">Linda Lin </w:t>
+      </w:r>
+      <w:r>
+        <w:rPr>
+          <w:rFonts w:eastAsia="Times"/>
+          <w:highlight w:val="white"/>
+        </w:rPr>
+        <w:t>| Past Mentor</w:t>
+      </w:r>
+      <w:r>
+        <w:rPr>
+          <w:rFonts w:eastAsia="Times"/>
+          <w:highlight w:val="white"/>
+        </w:rPr>
         <w:tab/>
       </w:r>
-      <w:r>
-        <w:rPr>
-          <w:rFonts w:eastAsia="Times"/>
-          <w:color w:val="000000" w:themeColor="text1"/>
-          <w:highlight w:val="white"/>
-          <w:lang w:val="en-US"/>
-        </w:rPr>
-        <w:t xml:space="preserve">Pakenham, Victoria | </w:t>
-      </w:r>
-      <w:r>
-        <w:rPr>
-          <w:rFonts w:eastAsia="Times"/>
-          <w:b/>
-          <w:bCs/>
-          <w:color w:val="000000" w:themeColor="text1"/>
-          <w:highlight w:val="white"/>
-          <w:lang w:val="en-US"/>
-        </w:rPr>
-        <w:t>OCT 2022 – MAY 2023</w:t>
-      </w:r>
-    </w:p>
-    <w:p>
-      <w:pPr>
-        <w:numPr>
-          <w:ilvl w:val="0"/>
-          <w:numId w:val="1"/>
-        </w:numPr>
-        <w:shd w:val="clear" w:color="auto" w:fill="FFFFFF"/>
-        <w:tabs>
-          <w:tab w:val="right" w:pos="10620"/>
-        </w:tabs>
-        <w:spacing w:line="240" w:lineRule="auto"/>
-        <w:rPr>
-          <w:rFonts w:eastAsia="Times"/>
-          <w:highlight w:val="white"/>
-        </w:rPr>
-      </w:pPr>
-      <w:r>
-        <w:rPr>
-          <w:rFonts w:eastAsia="Times"/>
-          <w:highlight w:val="white"/>
-        </w:rPr>
-        <w:t>Co-operated and coordinated within a team to produce efficient desired outcomes</w:t>
-      </w:r>
-    </w:p>
-    <w:p>
-      <w:pPr>
-        <w:numPr>
-          <w:ilvl w:val="0"/>
-          <w:numId w:val="1"/>
-        </w:numPr>
-        <w:shd w:val="clear" w:color="auto" w:fill="FFFFFF"/>
-        <w:tabs>
-          <w:tab w:val="right" w:pos="10620"/>
-        </w:tabs>
-        <w:spacing w:line="240" w:lineRule="auto"/>
-        <w:rPr>
-          <w:rFonts w:eastAsia="Times"/>
-          <w:highlight w:val="white"/>
-        </w:rPr>
-      </w:pPr>
-      <w:r>
-        <w:rPr>
-          <w:rFonts w:eastAsia="Times"/>
-          <w:highlight w:val="white"/>
-        </w:rPr>
-        <w:t>Followed instructions and communicated effectively between team members and leaders, ensuring a smooth operation</w:t>
-      </w:r>
-    </w:p>
-    <w:p>
-      <w:pPr>
-        <w:numPr>
-          <w:ilvl w:val="0"/>
-          <w:numId w:val="1"/>
-        </w:numPr>
-        <w:shd w:val="clear" w:color="auto" w:fill="FFFFFF" w:themeFill="background1"/>
-        <w:tabs>
-          <w:tab w:val="right" w:pos="10620"/>
-        </w:tabs>
-        <w:spacing w:after="60" w:line="240" w:lineRule="auto"/>
-        <w:rPr>
-          <w:rFonts w:eastAsia="Times"/>
-          <w:highlight w:val="white"/>
-          <w:lang w:val="en-US"/>
-        </w:rPr>
-      </w:pPr>
-      <w:r>
-        <w:rPr>
-          <w:rFonts w:eastAsia="Times"/>
-          <w:highlight w:val="white"/>
-          <w:lang w:val="en-US"/>
-        </w:rPr>
-        <w:t xml:space="preserve">Punctual time management and organization skills </w:t>
-      </w:r>
-      <w:bookmarkStart w:name="_ozbp35jakg0g" w:id="0"/>
-      <w:bookmarkStart w:name="_fblh7gv7ht8" w:id="1"/>
-      <w:bookmarkEnd w:id="0"/>
-      <w:bookmarkEnd w:id="1"/>
-      <w:r>
-        <w:rPr>
-          <w:rFonts w:eastAsia="Times"/>
-          <w:highlight w:val="white"/>
-          <w:lang w:val="en-US"/>
-        </w:rPr>
-        <w:t>by making sure all tasks are completed in the correct procedure in a timely manner</w:t>
-      </w:r>
-    </w:p>
-    <w:p>
-      <w:pPr>
-        <w:shd w:val="clear" w:color="auto" w:fill="FFFFFF"/>
-        <w:tabs>
-          <w:tab w:val="right" w:pos="10620"/>
-        </w:tabs>
-        <w:spacing w:after="60" w:line="240" w:lineRule="auto"/>
-        <w:ind w:left="720"/>
-        <w:rPr>
-          <w:rFonts w:eastAsia="Times"/>
-          <w:highlight w:val="white"/>
-        </w:rPr>
-      </w:pPr>
-    </w:p>
-    <w:p>
-      <w:pPr>
-        <w:shd w:val="clear" w:color="auto" w:fill="FFFFFF"/>
-        <w:tabs>
-          <w:tab w:val="right" w:pos="10620"/>
-        </w:tabs>
-        <w:spacing w:after="60" w:line="240" w:lineRule="auto"/>
-        <w:rPr>
-          <w:rFonts w:eastAsia="Times"/>
-          <w:highlight w:val="white"/>
-        </w:rPr>
-      </w:pPr>
-      <w:r>
-        <w:rPr>
-          <w:rFonts w:eastAsia="Times"/>
-          <w:b/>
-          <w:highlight w:val="white"/>
-        </w:rPr>
-        <w:t>KILMORE FISH &amp; CHIPS</w:t>
-      </w:r>
-      <w:r>
-        <w:rPr>
-          <w:rFonts w:eastAsia="Times"/>
-          <w:highlight w:val="white"/>
-        </w:rPr>
-        <w:t xml:space="preserve"> | Crew Member </w:t>
-      </w:r>
-      <w:r>
-        <w:rPr>
-          <w:rFonts w:eastAsia="Times"/>
-          <w:highlight w:val="white"/>
-        </w:rPr>
-        <w:tab/>
-      </w:r>
-      <w:r>
-        <w:rPr>
-          <w:rFonts w:eastAsia="Times"/>
-          <w:highlight w:val="white"/>
-        </w:rPr>
-        <w:t xml:space="preserve">Kilmore, Victoria | </w:t>
-      </w:r>
-      <w:r>
-        <w:rPr>
-          <w:rFonts w:eastAsia="Times"/>
-          <w:b/>
-          <w:highlight w:val="white"/>
-        </w:rPr>
-        <w:t>SEP 2021 – MAR 2022</w:t>
-      </w:r>
-    </w:p>
-    <w:p>
-      <w:pPr>
-        <w:numPr>
-          <w:ilvl w:val="0"/>
-          <w:numId w:val="5"/>
-        </w:numPr>
-        <w:shd w:val="clear" w:color="auto" w:fill="FFFFFF"/>
-        <w:tabs>
-          <w:tab w:val="right" w:pos="10620"/>
-        </w:tabs>
-        <w:spacing w:line="240" w:lineRule="auto"/>
-        <w:rPr>
-          <w:rFonts w:eastAsia="Times"/>
-          <w:highlight w:val="white"/>
-        </w:rPr>
-      </w:pPr>
-      <w:r>
-        <w:rPr>
-          <w:rFonts w:eastAsia="Times"/>
-          <w:highlight w:val="white"/>
-        </w:rPr>
-        <w:t>Multitasked and coordinated efficiently with team members to deliver exceptional customer service</w:t>
-      </w:r>
-    </w:p>
-    <w:p>
-      <w:pPr>
-        <w:numPr>
-          <w:ilvl w:val="0"/>
-          <w:numId w:val="5"/>
-        </w:numPr>
-        <w:shd w:val="clear" w:color="auto" w:fill="FFFFFF" w:themeFill="background1"/>
-        <w:tabs>
-          <w:tab w:val="right" w:pos="10620"/>
-        </w:tabs>
-        <w:spacing w:line="240" w:lineRule="auto"/>
-        <w:rPr>
-          <w:rFonts w:eastAsia="Times"/>
-          <w:highlight w:val="white"/>
-          <w:lang w:val="en-US"/>
-        </w:rPr>
-      </w:pPr>
-      <w:r>
-        <w:rPr>
-          <w:rFonts w:eastAsia="Times"/>
-          <w:highlight w:val="white"/>
-          <w:lang w:val="en-US"/>
-        </w:rPr>
-        <w:t>Trained and assisted new team members, enhancing customer service experience</w:t>
-      </w:r>
-    </w:p>
-    <w:p>
-      <w:pPr>
-        <w:numPr>
-          <w:ilvl w:val="0"/>
-          <w:numId w:val="5"/>
-        </w:numPr>
-        <w:shd w:val="clear" w:color="auto" w:fill="FFFFFF" w:themeFill="background1"/>
-        <w:tabs>
-          <w:tab w:val="right" w:pos="10620"/>
-        </w:tabs>
-        <w:spacing w:after="60" w:line="240" w:lineRule="auto"/>
-        <w:rPr>
-          <w:rFonts w:eastAsia="Times"/>
-          <w:highlight w:val="white"/>
-          <w:lang w:val="en-US"/>
-        </w:rPr>
-      </w:pPr>
-      <w:r>
-        <w:rPr>
-          <w:rFonts w:eastAsia="Times"/>
-          <w:highlight w:val="white"/>
-          <w:lang w:val="en-US"/>
-        </w:rPr>
-        <w:t>Addressed customers’ demands, fostering high levels of customer satisfaction</w:t>
-      </w:r>
-    </w:p>
-    <w:p>
-      <w:pPr>
-        <w:shd w:val="clear" w:color="auto" w:fill="FFFFFF"/>
-        <w:tabs>
-          <w:tab w:val="right" w:pos="10620"/>
-        </w:tabs>
-        <w:spacing w:after="60" w:line="240" w:lineRule="auto"/>
-        <w:ind w:left="720"/>
-        <w:rPr>
-          <w:rFonts w:eastAsia="Times"/>
-          <w:highlight w:val="white"/>
-        </w:rPr>
-      </w:pPr>
-    </w:p>
-    <w:p>
-      <w:pPr>
-        <w:shd w:val="clear" w:color="auto" w:fill="FFFFFF"/>
-        <w:tabs>
-          <w:tab w:val="right" w:pos="10620"/>
-        </w:tabs>
-        <w:spacing w:after="60" w:line="240" w:lineRule="auto"/>
-        <w:rPr>
-          <w:rFonts w:eastAsia="Times"/>
-          <w:highlight w:val="white"/>
-        </w:rPr>
-      </w:pPr>
-      <w:r>
-        <w:rPr>
-          <w:rFonts w:eastAsia="Times"/>
-          <w:b/>
-          <w:highlight w:val="white"/>
-        </w:rPr>
-        <w:t>KILMORE BAKERY</w:t>
-      </w:r>
-      <w:r>
-        <w:rPr>
-          <w:rFonts w:eastAsia="Times"/>
-          <w:highlight w:val="white"/>
-        </w:rPr>
-        <w:t xml:space="preserve"> | Sales Assistant </w:t>
-      </w:r>
-      <w:r>
-        <w:rPr>
-          <w:rFonts w:eastAsia="Times"/>
-          <w:highlight w:val="white"/>
-        </w:rPr>
-        <w:tab/>
-      </w:r>
-      <w:r>
-        <w:rPr>
-          <w:rFonts w:eastAsia="Times"/>
-          <w:highlight w:val="white"/>
-        </w:rPr>
-        <w:t xml:space="preserve">Kilmore, Victoria | </w:t>
-      </w:r>
-      <w:r>
-        <w:rPr>
-          <w:rFonts w:eastAsia="Times"/>
-          <w:b/>
-          <w:highlight w:val="white"/>
-        </w:rPr>
-        <w:t>SEP 2021 – MAR 2022</w:t>
-      </w:r>
-    </w:p>
-    <w:p>
-      <w:pPr>
-        <w:numPr>
-          <w:ilvl w:val="0"/>
-          <w:numId w:val="5"/>
-        </w:numPr>
-        <w:shd w:val="clear" w:color="auto" w:fill="FFFFFF"/>
-        <w:tabs>
-          <w:tab w:val="right" w:pos="10620"/>
-        </w:tabs>
-        <w:spacing w:line="240" w:lineRule="auto"/>
-        <w:rPr>
-          <w:rFonts w:eastAsia="Times"/>
-          <w:highlight w:val="white"/>
-        </w:rPr>
-      </w:pPr>
-      <w:r>
-        <w:rPr>
-          <w:rFonts w:eastAsia="Times"/>
-          <w:highlight w:val="white"/>
-        </w:rPr>
-        <w:t xml:space="preserve">Worked efficiently with a POS system to fasten the ordering and payment process </w:t>
-      </w:r>
-    </w:p>
-    <w:p>
-      <w:pPr>
-        <w:numPr>
-          <w:ilvl w:val="0"/>
-          <w:numId w:val="5"/>
-        </w:numPr>
-        <w:shd w:val="clear" w:color="auto" w:fill="FFFFFF"/>
-        <w:tabs>
-          <w:tab w:val="right" w:pos="10620"/>
-        </w:tabs>
-        <w:spacing w:line="240" w:lineRule="auto"/>
-        <w:rPr>
-          <w:rFonts w:eastAsia="Times"/>
-          <w:highlight w:val="white"/>
-        </w:rPr>
-      </w:pPr>
-      <w:r>
-        <w:rPr>
-          <w:rFonts w:eastAsia="Times"/>
-          <w:highlight w:val="white"/>
-        </w:rPr>
-        <w:t>Collaborated effectively with fellow team members to keep up with rush hours</w:t>
-      </w:r>
-    </w:p>
-    <w:p>
-      <w:pPr>
-        <w:numPr>
-          <w:ilvl w:val="0"/>
-          <w:numId w:val="5"/>
-        </w:numPr>
-        <w:shd w:val="clear" w:color="auto" w:fill="FFFFFF"/>
-        <w:tabs>
-          <w:tab w:val="right" w:pos="10620"/>
-        </w:tabs>
-        <w:spacing w:after="60" w:line="240" w:lineRule="auto"/>
-        <w:rPr>
-          <w:rFonts w:eastAsia="Times"/>
-          <w:highlight w:val="white"/>
-        </w:rPr>
-      </w:pPr>
-      <w:r>
-        <w:rPr>
-          <w:rFonts w:eastAsia="Times"/>
-          <w:highlight w:val="white"/>
-        </w:rPr>
-        <w:t>Restocked and merchandised products in a sightly and easy to recognize manner</w:t>
-      </w:r>
-    </w:p>
-    <w:p>
-      <w:pPr>
-        <w:numPr>
-          <w:ilvl w:val="0"/>
-          <w:numId w:val="5"/>
-        </w:numPr>
-        <w:shd w:val="clear" w:color="auto" w:fill="FFFFFF"/>
-        <w:tabs>
-          <w:tab w:val="right" w:pos="10620"/>
-        </w:tabs>
-        <w:spacing w:after="60" w:line="240" w:lineRule="auto"/>
-        <w:rPr>
-          <w:rFonts w:eastAsia="Times"/>
-          <w:highlight w:val="white"/>
-        </w:rPr>
-      </w:pPr>
-      <w:r>
-        <w:rPr>
-          <w:rFonts w:eastAsia="Times"/>
-          <w:highlight w:val="white"/>
-        </w:rPr>
-        <w:t>Kept up a hygienic environment throughout the shop</w:t>
-      </w:r>
-    </w:p>
-    <w:p>
-      <w:pPr>
-        <w:pBdr>
-          <w:top w:val="single" w:color="000000" w:sz="8" w:space="2"/>
-          <w:left w:val="nil"/>
-          <w:bottom w:val="single" w:color="000000" w:sz="8" w:space="2"/>
-          <w:right w:val="nil"/>
-          <w:between w:val="nil"/>
-        </w:pBdr>
-        <w:shd w:val="clear" w:color="auto" w:fill="C9DAF8"/>
-        <w:tabs>
-          <w:tab w:val="right" w:pos="10620"/>
-        </w:tabs>
-        <w:spacing w:before="200" w:after="200"/>
-        <w:rPr>
-          <w:rFonts w:eastAsia="Times"/>
-          <w:b/>
-          <w:shd w:val="clear" w:color="auto" w:fill="4A86E8"/>
-        </w:rPr>
-      </w:pPr>
-      <w:r>
-        <w:rPr>
-          <w:rFonts w:eastAsia="Times"/>
-          <w:b/>
-          <w:sz w:val="24"/>
-          <w:szCs w:val="24"/>
-        </w:rPr>
-        <w:t>REFEREES</w:t>
-      </w:r>
-    </w:p>
-    <w:p>
-      <w:pPr>
-        <w:shd w:val="clear" w:color="auto" w:fill="FFFFFF"/>
-        <w:tabs>
-          <w:tab w:val="right" w:pos="10620"/>
-        </w:tabs>
-        <w:spacing w:after="60" w:line="240" w:lineRule="auto"/>
-        <w:rPr>
-          <w:rStyle w:val="Hyperlink"/>
-          <w:rFonts w:eastAsia="Times"/>
-          <w:b/>
-          <w:bCs/>
-          <w:highlight w:val="white"/>
-        </w:rPr>
-      </w:pPr>
-      <w:r>
-        <w:rPr>
-          <w:rFonts w:eastAsia="Times"/>
-          <w:b/>
-          <w:bCs/>
-          <w:highlight w:val="white"/>
-        </w:rPr>
-        <w:t xml:space="preserve">Linda Lin </w:t>
-      </w:r>
-      <w:r>
-        <w:rPr>
-          <w:rFonts w:eastAsia="Times"/>
-          <w:highlight w:val="white"/>
-        </w:rPr>
-        <w:t>| Past Mentor</w:t>
-      </w:r>
-      <w:r>
-        <w:rPr>
-          <w:rFonts w:eastAsia="Times"/>
-          <w:highlight w:val="white"/>
-        </w:rPr>
-        <w:tab/>
-      </w:r>
-      <w:hyperlink w:history="1" r:id="rId16">
+      <w:hyperlink r:id="rId10" w:history="1">
         <w:r>
           <w:rPr>
             <w:rStyle w:val="Hyperlink"/>
@@ -2364,7 +2186,7 @@
       <w:r>
         <w:tab/>
       </w:r>
-      <w:hyperlink r:id="rId17">
+      <w:hyperlink r:id="rId11">
         <w:r>
           <w:rPr>
             <w:rStyle w:val="Hyperlink"/>
@@ -2388,24 +2210,23 @@
       </w:pPr>
       <w:r>
         <w:rPr>
-          <w:b w:val="1"/>
-          <w:bCs w:val="1"/>
+          <w:b/>
+          <w:bCs/>
         </w:rPr>
         <w:t xml:space="preserve">Nisha Jain </w:t>
       </w:r>
       <w:r>
-        <w:rPr/>
         <w:t>| PEXA’s Technology &amp; Delivery Manager</w:t>
       </w:r>
       <w:r>
         <w:tab/>
       </w:r>
-      <w:hyperlink r:id="Ra54dbdda3b274d8a">
+      <w:hyperlink r:id="rId12">
         <w:r>
           <w:rPr>
             <w:rStyle w:val="Hyperlink"/>
-            <w:b w:val="1"/>
-            <w:bCs w:val="1"/>
+            <w:b/>
+            <w:bCs/>
           </w:rPr>
           <w:t>nisha.jain@pexa.com.au</w:t>
         </w:r>
@@ -2415,14 +2236,14 @@
       <w:pPr>
         <w:shd w:val="clear" w:color="auto" w:fill="FFFFFF" w:themeFill="background1"/>
         <w:tabs>
-          <w:tab w:val="right" w:leader="none" w:pos="10620"/>
+          <w:tab w:val="right" w:pos="10620"/>
         </w:tabs>
         <w:spacing w:after="60" w:line="240" w:lineRule="auto"/>
       </w:pPr>
       <w:r>
         <w:rPr>
-          <w:b w:val="1"/>
-          <w:bCs w:val="1"/>
+          <w:b/>
+          <w:bCs/>
           <w:lang w:val="en-US"/>
         </w:rPr>
         <w:t xml:space="preserve">Ushani Balasooriya </w:t>
@@ -2436,12 +2257,12 @@
       <w:r>
         <w:tab/>
       </w:r>
-      <w:hyperlink r:id="Rac514dd0cb144077">
+      <w:hyperlink r:id="rId13">
         <w:r>
           <w:rPr>
             <w:rStyle w:val="Hyperlink"/>
-            <w:b w:val="1"/>
-            <w:bCs w:val="1"/>
+            <w:b/>
+            <w:bCs/>
             <w:lang w:val="en-US"/>
           </w:rPr>
           <w:t>ushani.balasooriya@pexa.com.au</w:t>
@@ -2452,14 +2273,14 @@
       <w:pPr>
         <w:shd w:val="clear" w:color="auto" w:fill="FFFFFF" w:themeFill="background1"/>
         <w:tabs>
-          <w:tab w:val="right" w:leader="none" w:pos="10620"/>
+          <w:tab w:val="right" w:pos="10620"/>
         </w:tabs>
         <w:spacing w:after="60" w:line="240" w:lineRule="auto"/>
       </w:pPr>
       <w:r>
         <w:rPr>
-          <w:b w:val="1"/>
-          <w:bCs w:val="1"/>
+          <w:b/>
+          <w:bCs/>
           <w:lang w:val="en-US"/>
         </w:rPr>
         <w:t xml:space="preserve">Karthick Murugan </w:t>
@@ -2473,58 +2294,49 @@
       <w:r>
         <w:tab/>
       </w:r>
-      <w:hyperlink r:id="R33cba9087f644028">
+      <w:hyperlink r:id="rId14">
         <w:r>
           <w:rPr>
             <w:rStyle w:val="Hyperlink"/>
-            <w:b w:val="1"/>
-            <w:bCs w:val="1"/>
+            <w:b/>
+            <w:bCs/>
             <w:lang w:val="en-US"/>
           </w:rPr>
-          <w:t>karthick.murugan</w:t>
+          <w:t>karthick.murugan@pexa.com.au</w:t>
         </w:r>
+      </w:hyperlink>
+    </w:p>
+    <w:p>
+      <w:pPr>
+        <w:shd w:val="clear" w:color="auto" w:fill="FFFFFF" w:themeFill="background1"/>
+        <w:tabs>
+          <w:tab w:val="right" w:pos="10620"/>
+        </w:tabs>
+        <w:spacing w:after="60" w:line="240" w:lineRule="auto"/>
+      </w:pPr>
+      <w:r>
+        <w:rPr>
+          <w:b/>
+          <w:bCs/>
+          <w:lang w:val="en-US"/>
+        </w:rPr>
+        <w:t xml:space="preserve">Ajinkya Kolhe </w:t>
+      </w:r>
+      <w:r>
+        <w:rPr>
+          <w:lang w:val="en-US"/>
+        </w:rPr>
+        <w:t>| PEXA’s Tech Lead</w:t>
+      </w:r>
+      <w:r>
+        <w:tab/>
+      </w:r>
+      <w:hyperlink r:id="rId15">
         <w:r>
           <w:rPr>
             <w:rStyle w:val="Hyperlink"/>
-            <w:b w:val="1"/>
-            <w:bCs w:val="1"/>
-            <w:lang w:val="en-US"/>
-          </w:rPr>
-          <w:t>@pexa.com.au</w:t>
-        </w:r>
-      </w:hyperlink>
-    </w:p>
-    <w:p>
-      <w:pPr>
-        <w:shd w:val="clear" w:color="auto" w:fill="FFFFFF" w:themeFill="background1"/>
-        <w:tabs>
-          <w:tab w:val="right" w:pos="10620"/>
-        </w:tabs>
-        <w:spacing w:after="60" w:line="240" w:lineRule="auto"/>
-      </w:pPr>
-      <w:r>
-        <w:rPr>
-          <w:b w:val="1"/>
-          <w:bCs w:val="1"/>
-          <w:lang w:val="en-US"/>
-        </w:rPr>
-        <w:t xml:space="preserve">Ajinkya Kolhe </w:t>
-      </w:r>
-      <w:r>
-        <w:rPr>
-          <w:lang w:val="en-US"/>
-        </w:rPr>
-        <w:t>| PEXA’s Tech Lead</w:t>
-      </w:r>
-      <w:r>
-        <w:tab/>
-      </w:r>
-      <w:hyperlink r:id="R325aa135617147d3">
-        <w:r>
-          <w:rPr>
-            <w:rStyle w:val="Hyperlink"/>
-            <w:b w:val="1"/>
-            <w:bCs w:val="1"/>
+            <w:b/>
+            <w:bCs/>
             <w:lang w:val="en-US"/>
           </w:rPr>
           <w:t>ajinkya.k15@gmail.com</w:t>
@@ -2533,21 +2345,16 @@
     </w:p>
     <w:p>
       <w:pPr>
-        <w:pStyle w:val="Normal"/>
-        <w:suppressLineNumbers w:val="0"/>
         <w:shd w:val="clear" w:color="auto" w:fill="FFFFFF" w:themeFill="background1"/>
         <w:tabs>
-          <w:tab w:val="right" w:leader="none" w:pos="10620"/>
-        </w:tabs>
-        <w:bidi w:val="0"/>
-        <w:spacing w:before="0" w:beforeAutospacing="off" w:after="60" w:afterAutospacing="off" w:line="240" w:lineRule="auto"/>
-        <w:ind w:left="0" w:right="0"/>
-        <w:jc w:val="left"/>
-      </w:pPr>
-      <w:r>
-        <w:rPr>
-          <w:b w:val="1"/>
-          <w:bCs w:val="1"/>
+          <w:tab w:val="right" w:pos="10620"/>
+        </w:tabs>
+        <w:spacing w:after="60" w:line="240" w:lineRule="auto"/>
+      </w:pPr>
+      <w:r>
+        <w:rPr>
+          <w:b/>
+          <w:bCs/>
           <w:lang w:val="en-US"/>
         </w:rPr>
         <w:t xml:space="preserve">Benjamin Fynch </w:t>
@@ -2561,20 +2368,29 @@
       <w:r>
         <w:tab/>
       </w:r>
-      <w:hyperlink r:id="Re1add5a43a9a4ba6">
+      <w:hyperlink r:id="rId16">
         <w:r>
           <w:rPr>
             <w:rStyle w:val="Hyperlink"/>
-            <w:b w:val="1"/>
-            <w:bCs w:val="1"/>
+            <w:b/>
+            <w:bCs/>
             <w:lang w:val="en-US"/>
           </w:rPr>
           <w:t>benjamin.fynch@gmail.com</w:t>
         </w:r>
       </w:hyperlink>
     </w:p>
+    <w:p>
+      <w:pPr>
+        <w:shd w:val="clear" w:color="auto" w:fill="FFFFFF" w:themeFill="background1"/>
+        <w:tabs>
+          <w:tab w:val="right" w:pos="10620"/>
+        </w:tabs>
+        <w:spacing w:after="60" w:line="240" w:lineRule="auto"/>
+      </w:pPr>
+    </w:p>
     <w:sectPr>
-      <w:pgSz w:w="12240" w:h="15840" w:orient="portrait"/>
+      <w:pgSz w:w="12240" w:h="15840"/>
       <w:pgMar w:top="720" w:right="720" w:bottom="720" w:left="720" w:header="720" w:footer="720" w:gutter="0"/>
       <w:pgNumType w:start="1"/>
       <w:cols w:space="720"/>
@@ -2585,118 +2401,6 @@
 
 <file path=word/numbering.xml><?xml version="1.0" encoding="utf-8"?>
 <w:numbering xmlns:wpc="http://schemas.microsoft.com/office/word/2010/wordprocessingCanvas" xmlns:cx="http://schemas.microsoft.com/office/drawing/2014/chartex" xmlns:cx1="http://schemas.microsoft.com/office/drawing/2015/9/8/chartex" xmlns:cx2="http://schemas.microsoft.com/office/drawing/2015/10/21/chartex" xmlns:cx3="http://schemas.microsoft.com/office/drawing/2016/5/9/chartex" xmlns:cx4="http://schemas.microsoft.com/office/drawing/2016/5/10/chartex" xmlns:cx5="http://schemas.microsoft.com/office/drawing/2016/5/11/chartex" xmlns:cx6="http://schemas.microsoft.com/office/drawing/2016/5/12/chartex" xmlns:cx7="http://schemas.microsoft.com/office/drawing/2016/5/13/chartex" xmlns:cx8="http://schemas.microsoft.com/office/drawing/2016/5/14/chartex" xmlns:mc="http://schemas.openxmlformats.org/markup-compatibility/2006" xmlns:aink="http://schemas.microsoft.com/office/drawing/2016/ink" xmlns:am3d="http://schemas.microsoft.com/office/drawing/2017/model3d" xmlns:o="urn:schemas-microsoft-com:office:office" xmlns:oel="http://schemas.microsoft.com/office/2019/extlst" xmlns:r="http://schemas.openxmlformats.org/officeDocument/2006/relationships" xmlns:m="http://schemas.openxmlformats.org/officeDocument/2006/math" xmlns:v="urn:schemas-microsoft-com:vml" xmlns:wp14="http://schemas.microsoft.com/office/word/2010/wordprocessingDrawing" xmlns:wp="http://schemas.openxmlformats.org/drawingml/2006/wordprocessingDrawing" xmlns:w10="urn:schemas-microsoft-com:office:word" xmlns:w="http://schemas.openxmlformats.org/wordprocessingml/2006/main" xmlns:w14="http://schemas.microsoft.com/office/word/2010/wordml" xmlns:w15="http://schemas.microsoft.com/office/word/2012/wordml" xmlns:w16cex="http://schemas.microsoft.com/office/word/2018/wordml/cex" xmlns:w16cid="http://schemas.microsoft.com/office/word/2016/wordml/cid" xmlns:w16="http://schemas.microsoft.com/office/word/2018/wordml" xmlns:w16du="http://schemas.microsoft.com/office/word/2023/wordml/word16du" xmlns:w16sdtdh="http://schemas.microsoft.com/office/word/2020/wordml/sdtdatahash" xmlns:w16sdtfl="http://schemas.microsoft.com/office/word/2024/wordml/sdtformatlock" xmlns:w16se="http://schemas.microsoft.com/office/word/2015/wordml/symex" xmlns:wpg="http://schemas.microsoft.com/office/word/2010/wordprocessingGroup" xmlns:wpi="http://schemas.microsoft.com/office/word/2010/wordprocessingInk" xmlns:wne="http://schemas.microsoft.com/office/word/2006/wordml" xmlns:wps="http://schemas.microsoft.com/office/word/2010/wordprocessingShape" mc:Ignorable="w14 w15 w16se w16cid w16 w16cex w16sdtdh w16sdtfl w16du wp14">
-  <w:abstractNum xmlns:w="http://schemas.openxmlformats.org/wordprocessingml/2006/main" w:abstractNumId="7">
-    <w:nsid w:val="6935641d"/>
-    <w:multiLevelType xmlns:w="http://schemas.openxmlformats.org/wordprocessingml/2006/main" w:val="hybridMultilevel"/>
-    <w:lvl xmlns:w="http://schemas.openxmlformats.org/wordprocessingml/2006/main" w:ilvl="0">
-      <w:start w:val="1"/>
-      <w:numFmt w:val="bullet"/>
-      <w:lvlText w:val="-"/>
-      <w:lvlJc w:val="left"/>
-      <w:pPr>
-        <w:ind w:left="1080" w:hanging="360"/>
-      </w:pPr>
-      <w:rPr>
-        <w:rFonts w:hint="default" w:ascii="Aptos" w:hAnsi="Aptos"/>
-      </w:rPr>
-    </w:lvl>
-    <w:lvl xmlns:w="http://schemas.openxmlformats.org/wordprocessingml/2006/main" w:ilvl="1">
-      <w:start w:val="1"/>
-      <w:numFmt w:val="bullet"/>
-      <w:lvlText w:val="o"/>
-      <w:lvlJc w:val="left"/>
-      <w:pPr>
-        <w:ind w:left="1800" w:hanging="360"/>
-      </w:pPr>
-      <w:rPr>
-        <w:rFonts w:hint="default" w:ascii="Courier New" w:hAnsi="Courier New"/>
-      </w:rPr>
-    </w:lvl>
-    <w:lvl xmlns:w="http://schemas.openxmlformats.org/wordprocessingml/2006/main" w:ilvl="2">
-      <w:start w:val="1"/>
-      <w:numFmt w:val="bullet"/>
-      <w:lvlText w:val=""/>
-      <w:lvlJc w:val="left"/>
-      <w:pPr>
-        <w:ind w:left="2520" w:hanging="360"/>
-      </w:pPr>
-      <w:rPr>
-        <w:rFonts w:hint="default" w:ascii="Wingdings" w:hAnsi="Wingdings"/>
-      </w:rPr>
-    </w:lvl>
-    <w:lvl xmlns:w="http://schemas.openxmlformats.org/wordprocessingml/2006/main" w:ilvl="3">
-      <w:start w:val="1"/>
-      <w:numFmt w:val="bullet"/>
-      <w:lvlText w:val=""/>
-      <w:lvlJc w:val="left"/>
-      <w:pPr>
-        <w:ind w:left="3240" w:hanging="360"/>
-      </w:pPr>
-      <w:rPr>
-        <w:rFonts w:hint="default" w:ascii="Symbol" w:hAnsi="Symbol"/>
-      </w:rPr>
-    </w:lvl>
-    <w:lvl xmlns:w="http://schemas.openxmlformats.org/wordprocessingml/2006/main" w:ilvl="4">
-      <w:start w:val="1"/>
-      <w:numFmt w:val="bullet"/>
-      <w:lvlText w:val="o"/>
-      <w:lvlJc w:val="left"/>
-      <w:pPr>
-        <w:ind w:left="3960" w:hanging="360"/>
-      </w:pPr>
-      <w:rPr>
-        <w:rFonts w:hint="default" w:ascii="Courier New" w:hAnsi="Courier New"/>
-      </w:rPr>
-    </w:lvl>
-    <w:lvl xmlns:w="http://schemas.openxmlformats.org/wordprocessingml/2006/main" w:ilvl="5">
-      <w:start w:val="1"/>
-      <w:numFmt w:val="bullet"/>
-      <w:lvlText w:val=""/>
-      <w:lvlJc w:val="left"/>
-      <w:pPr>
-        <w:ind w:left="4680" w:hanging="360"/>
-      </w:pPr>
-      <w:rPr>
-        <w:rFonts w:hint="default" w:ascii="Wingdings" w:hAnsi="Wingdings"/>
-      </w:rPr>
-    </w:lvl>
-    <w:lvl xmlns:w="http://schemas.openxmlformats.org/wordprocessingml/2006/main" w:ilvl="6">
-      <w:start w:val="1"/>
-      <w:numFmt w:val="bullet"/>
-      <w:lvlText w:val=""/>
-      <w:lvlJc w:val="left"/>
-      <w:pPr>
-        <w:ind w:left="5400" w:hanging="360"/>
-      </w:pPr>
-      <w:rPr>
-        <w:rFonts w:hint="default" w:ascii="Symbol" w:hAnsi="Symbol"/>
-      </w:rPr>
-    </w:lvl>
-    <w:lvl xmlns:w="http://schemas.openxmlformats.org/wordprocessingml/2006/main" w:ilvl="7">
-      <w:start w:val="1"/>
-      <w:numFmt w:val="bullet"/>
-      <w:lvlText w:val="o"/>
-      <w:lvlJc w:val="left"/>
-      <w:pPr>
-        <w:ind w:left="6120" w:hanging="360"/>
-      </w:pPr>
-      <w:rPr>
-        <w:rFonts w:hint="default" w:ascii="Courier New" w:hAnsi="Courier New"/>
-      </w:rPr>
-    </w:lvl>
-    <w:lvl xmlns:w="http://schemas.openxmlformats.org/wordprocessingml/2006/main" w:ilvl="8">
-      <w:start w:val="1"/>
-      <w:numFmt w:val="bullet"/>
-      <w:lvlText w:val=""/>
-      <w:lvlJc w:val="left"/>
-      <w:pPr>
-        <w:ind w:left="6840" w:hanging="360"/>
-      </w:pPr>
-      <w:rPr>
-        <w:rFonts w:hint="default" w:ascii="Wingdings" w:hAnsi="Wingdings"/>
-      </w:rPr>
-    </w:lvl>
-  </w:abstractNum>
   <w:abstractNum w:abstractNumId="0" w15:restartNumberingAfterBreak="0">
     <w:nsid w:val="03D41BDB"/>
     <w:multiLevelType w:val="multilevel"/>
@@ -3376,6 +3080,119 @@
     </w:lvl>
   </w:abstractNum>
   <w:abstractNum w:abstractNumId="6" w15:restartNumberingAfterBreak="0">
+    <w:nsid w:val="6935641D"/>
+    <w:multiLevelType w:val="hybridMultilevel"/>
+    <w:tmpl w:val="738EA4B2"/>
+    <w:lvl w:ilvl="0" w:tplc="CC684BFC">
+      <w:start w:val="1"/>
+      <w:numFmt w:val="bullet"/>
+      <w:lvlText w:val="-"/>
+      <w:lvlJc w:val="left"/>
+      <w:pPr>
+        <w:ind w:left="1080" w:hanging="360"/>
+      </w:pPr>
+      <w:rPr>
+        <w:rFonts w:ascii="Aptos" w:hAnsi="Aptos" w:hint="default"/>
+      </w:rPr>
+    </w:lvl>
+    <w:lvl w:ilvl="1" w:tplc="5F08216E">
+      <w:start w:val="1"/>
+      <w:numFmt w:val="bullet"/>
+      <w:lvlText w:val="o"/>
+      <w:lvlJc w:val="left"/>
+      <w:pPr>
+        <w:ind w:left="1800" w:hanging="360"/>
+      </w:pPr>
+      <w:rPr>
+        <w:rFonts w:ascii="Courier New" w:hAnsi="Courier New" w:hint="default"/>
+      </w:rPr>
+    </w:lvl>
+    <w:lvl w:ilvl="2" w:tplc="EFF666BA">
+      <w:start w:val="1"/>
+      <w:numFmt w:val="bullet"/>
+      <w:lvlText w:val=""/>
+      <w:lvlJc w:val="left"/>
+      <w:pPr>
+        <w:ind w:left="2520" w:hanging="360"/>
+      </w:pPr>
+      <w:rPr>
+        <w:rFonts w:ascii="Wingdings" w:hAnsi="Wingdings" w:hint="default"/>
+      </w:rPr>
+    </w:lvl>
+    <w:lvl w:ilvl="3" w:tplc="6786061A">
+      <w:start w:val="1"/>
+      <w:numFmt w:val="bullet"/>
+      <w:lvlText w:val=""/>
+      <w:lvlJc w:val="left"/>
+      <w:pPr>
+        <w:ind w:left="3240" w:hanging="360"/>
+      </w:pPr>
+      <w:rPr>
+        <w:rFonts w:ascii="Symbol" w:hAnsi="Symbol" w:hint="default"/>
+      </w:rPr>
+    </w:lvl>
+    <w:lvl w:ilvl="4" w:tplc="4C5CD280">
+      <w:start w:val="1"/>
+      <w:numFmt w:val="bullet"/>
+      <w:lvlText w:val="o"/>
+      <w:lvlJc w:val="left"/>
+      <w:pPr>
+        <w:ind w:left="3960" w:hanging="360"/>
+      </w:pPr>
+      <w:rPr>
+        <w:rFonts w:ascii="Courier New" w:hAnsi="Courier New" w:hint="default"/>
+      </w:rPr>
+    </w:lvl>
+    <w:lvl w:ilvl="5" w:tplc="0FDCCC0A">
+      <w:start w:val="1"/>
+      <w:numFmt w:val="bullet"/>
+      <w:lvlText w:val=""/>
+      <w:lvlJc w:val="left"/>
+      <w:pPr>
+        <w:ind w:left="4680" w:hanging="360"/>
+      </w:pPr>
+      <w:rPr>
+        <w:rFonts w:ascii="Wingdings" w:hAnsi="Wingdings" w:hint="default"/>
+      </w:rPr>
+    </w:lvl>
+    <w:lvl w:ilvl="6" w:tplc="39A4B402">
+      <w:start w:val="1"/>
+      <w:numFmt w:val="bullet"/>
+      <w:lvlText w:val=""/>
+      <w:lvlJc w:val="left"/>
+      <w:pPr>
+        <w:ind w:left="5400" w:hanging="360"/>
+      </w:pPr>
+      <w:rPr>
+        <w:rFonts w:ascii="Symbol" w:hAnsi="Symbol" w:hint="default"/>
+      </w:rPr>
+    </w:lvl>
+    <w:lvl w:ilvl="7" w:tplc="376A45EE">
+      <w:start w:val="1"/>
+      <w:numFmt w:val="bullet"/>
+      <w:lvlText w:val="o"/>
+      <w:lvlJc w:val="left"/>
+      <w:pPr>
+        <w:ind w:left="6120" w:hanging="360"/>
+      </w:pPr>
+      <w:rPr>
+        <w:rFonts w:ascii="Courier New" w:hAnsi="Courier New" w:hint="default"/>
+      </w:rPr>
+    </w:lvl>
+    <w:lvl w:ilvl="8" w:tplc="3B860B58">
+      <w:start w:val="1"/>
+      <w:numFmt w:val="bullet"/>
+      <w:lvlText w:val=""/>
+      <w:lvlJc w:val="left"/>
+      <w:pPr>
+        <w:ind w:left="6840" w:hanging="360"/>
+      </w:pPr>
+      <w:rPr>
+        <w:rFonts w:ascii="Wingdings" w:hAnsi="Wingdings" w:hint="default"/>
+      </w:rPr>
+    </w:lvl>
+  </w:abstractNum>
+  <w:abstractNum w:abstractNumId="7" w15:restartNumberingAfterBreak="0">
     <w:nsid w:val="71C1424F"/>
     <w:multiLevelType w:val="multilevel"/>
     <w:tmpl w:val="0816A0BA"/>
@@ -3488,39 +3305,39 @@
       </w:rPr>
     </w:lvl>
   </w:abstractNum>
-  <w:num w:numId="8">
+  <w:num w:numId="1" w16cid:durableId="1232042909">
+    <w:abstractNumId w:val="6"/>
+  </w:num>
+  <w:num w:numId="2" w16cid:durableId="114831172">
+    <w:abstractNumId w:val="4"/>
+  </w:num>
+  <w:num w:numId="3" w16cid:durableId="754209856">
+    <w:abstractNumId w:val="2"/>
+  </w:num>
+  <w:num w:numId="4" w16cid:durableId="225606564">
+    <w:abstractNumId w:val="0"/>
+  </w:num>
+  <w:num w:numId="5" w16cid:durableId="1817406460">
     <w:abstractNumId w:val="7"/>
   </w:num>
-  <w:num w:numId="1" w16cid:durableId="114831172">
-    <w:abstractNumId w:val="4"/>
-  </w:num>
-  <w:num w:numId="2" w16cid:durableId="754209856">
-    <w:abstractNumId w:val="2"/>
-  </w:num>
-  <w:num w:numId="3" w16cid:durableId="225606564">
-    <w:abstractNumId w:val="0"/>
-  </w:num>
-  <w:num w:numId="4" w16cid:durableId="1817406460">
-    <w:abstractNumId w:val="6"/>
-  </w:num>
-  <w:num w:numId="5" w16cid:durableId="743142244">
+  <w:num w:numId="6" w16cid:durableId="743142244">
     <w:abstractNumId w:val="3"/>
   </w:num>
-  <w:num w:numId="6" w16cid:durableId="300230678">
+  <w:num w:numId="7" w16cid:durableId="300230678">
     <w:abstractNumId w:val="1"/>
   </w:num>
-  <w:num w:numId="7" w16cid:durableId="1222861926">
+  <w:num w:numId="8" w16cid:durableId="1222861926">
     <w:abstractNumId w:val="5"/>
   </w:num>
 </w:numbering>
 </file>
 
 <file path=word/styles.xml><?xml version="1.0" encoding="utf-8"?>
-<w:styles xmlns:wp14="http://schemas.microsoft.com/office/word/2010/wordprocessingDrawing" xmlns:mc="http://schemas.openxmlformats.org/markup-compatibility/2006" xmlns:r="http://schemas.openxmlformats.org/officeDocument/2006/relationships" xmlns:w="http://schemas.openxmlformats.org/wordprocessingml/2006/main" xmlns:w14="http://schemas.microsoft.com/office/word/2010/wordml" xmlns:w15="http://schemas.microsoft.com/office/word/2012/wordml" xmlns:w16cex="http://schemas.microsoft.com/office/word/2018/wordml/cex" xmlns:w16cid="http://schemas.microsoft.com/office/word/2016/wordml/cid" xmlns:w16="http://schemas.microsoft.com/office/word/2018/wordml" xmlns:w16du="http://schemas.microsoft.com/office/word/2023/wordml/word16du" xmlns:w16sdtdh="http://schemas.microsoft.com/office/word/2020/wordml/sdtdatahash" xmlns:w16sdtfl="http://schemas.microsoft.com/office/word/2024/wordml/sdtformatlock" xmlns:w16se="http://schemas.microsoft.com/office/word/2015/wordml/symex" mc:Ignorable="w14 w15 w16se w16cid w16 w16cex w16sdtdh w16sdtfl w16du wp14">
+<w:styles xmlns:mc="http://schemas.openxmlformats.org/markup-compatibility/2006" xmlns:r="http://schemas.openxmlformats.org/officeDocument/2006/relationships" xmlns:w="http://schemas.openxmlformats.org/wordprocessingml/2006/main" xmlns:w14="http://schemas.microsoft.com/office/word/2010/wordml" xmlns:w15="http://schemas.microsoft.com/office/word/2012/wordml" xmlns:w16cex="http://schemas.microsoft.com/office/word/2018/wordml/cex" xmlns:w16cid="http://schemas.microsoft.com/office/word/2016/wordml/cid" xmlns:w16="http://schemas.microsoft.com/office/word/2018/wordml" xmlns:w16du="http://schemas.microsoft.com/office/word/2023/wordml/word16du" xmlns:w16sdtdh="http://schemas.microsoft.com/office/word/2020/wordml/sdtdatahash" xmlns:w16sdtfl="http://schemas.microsoft.com/office/word/2024/wordml/sdtformatlock" xmlns:w16se="http://schemas.microsoft.com/office/word/2015/wordml/symex" mc:Ignorable="w14 w15 w16se w16cid w16 w16cex w16sdtdh w16sdtfl w16du">
   <w:docDefaults>
     <w:rPrDefault>
       <w:rPr>
-        <w:rFonts w:ascii="Arial" w:hAnsi="Arial" w:eastAsia="Arial" w:cs="Arial"/>
+        <w:rFonts w:ascii="Arial" w:eastAsia="Arial" w:hAnsi="Arial" w:cs="Arial"/>
         <w:sz w:val="22"/>
         <w:szCs w:val="22"/>
         <w:lang w:val="en" w:eastAsia="en-AU" w:bidi="km-KH"/>
@@ -3535,14 +3352,14 @@
   <w:latentStyles w:defLockedState="0" w:defUIPriority="99" w:defSemiHidden="0" w:defUnhideWhenUsed="0" w:defQFormat="0" w:count="376">
     <w:lsdException w:name="Normal" w:uiPriority="0" w:qFormat="1"/>
     <w:lsdException w:name="heading 1" w:uiPriority="9" w:qFormat="1"/>
-    <w:lsdException w:name="heading 2" w:uiPriority="9" w:semiHidden="1" w:unhideWhenUsed="1" w:qFormat="1"/>
-    <w:lsdException w:name="heading 3" w:uiPriority="9" w:semiHidden="1" w:unhideWhenUsed="1" w:qFormat="1"/>
-    <w:lsdException w:name="heading 4" w:uiPriority="9" w:semiHidden="1" w:unhideWhenUsed="1" w:qFormat="1"/>
-    <w:lsdException w:name="heading 5" w:uiPriority="9" w:semiHidden="1" w:unhideWhenUsed="1" w:qFormat="1"/>
-    <w:lsdException w:name="heading 6" w:uiPriority="9" w:semiHidden="1" w:unhideWhenUsed="1" w:qFormat="1"/>
-    <w:lsdException w:name="heading 7" w:uiPriority="9" w:semiHidden="1" w:unhideWhenUsed="1" w:qFormat="1"/>
-    <w:lsdException w:name="heading 8" w:uiPriority="9" w:semiHidden="1" w:unhideWhenUsed="1" w:qFormat="1"/>
-    <w:lsdException w:name="heading 9" w:uiPriority="9" w:semiHidden="1" w:unhideWhenUsed="1" w:qFormat="1"/>
+    <w:lsdException w:name="heading 2" w:semiHidden="1" w:uiPriority="9" w:unhideWhenUsed="1" w:qFormat="1"/>
+    <w:lsdException w:name="heading 3" w:semiHidden="1" w:uiPriority="9" w:unhideWhenUsed="1" w:qFormat="1"/>
+    <w:lsdException w:name="heading 4" w:semiHidden="1" w:uiPriority="9" w:unhideWhenUsed="1" w:qFormat="1"/>
+    <w:lsdException w:name="heading 5" w:semiHidden="1" w:uiPriority="9" w:unhideWhenUsed="1" w:qFormat="1"/>
+    <w:lsdException w:name="heading 6" w:semiHidden="1" w:uiPriority="9" w:unhideWhenUsed="1" w:qFormat="1"/>
+    <w:lsdException w:name="heading 7" w:semiHidden="1" w:uiPriority="9" w:unhideWhenUsed="1" w:qFormat="1"/>
+    <w:lsdException w:name="heading 8" w:semiHidden="1" w:uiPriority="9" w:unhideWhenUsed="1" w:qFormat="1"/>
+    <w:lsdException w:name="heading 9" w:semiHidden="1" w:uiPriority="9" w:unhideWhenUsed="1" w:qFormat="1"/>
     <w:lsdException w:name="index 1" w:semiHidden="1" w:unhideWhenUsed="1"/>
     <w:lsdException w:name="index 2" w:semiHidden="1" w:unhideWhenUsed="1"/>
     <w:lsdException w:name="index 3" w:semiHidden="1" w:unhideWhenUsed="1"/>
@@ -3552,22 +3369,22 @@
     <w:lsdException w:name="index 7" w:semiHidden="1" w:unhideWhenUsed="1"/>
     <w:lsdException w:name="index 8" w:semiHidden="1" w:unhideWhenUsed="1"/>
     <w:lsdException w:name="index 9" w:semiHidden="1" w:unhideWhenUsed="1"/>
-    <w:lsdException w:name="toc 1" w:uiPriority="39" w:semiHidden="1" w:unhideWhenUsed="1"/>
-    <w:lsdException w:name="toc 2" w:uiPriority="39" w:semiHidden="1" w:unhideWhenUsed="1"/>
-    <w:lsdException w:name="toc 3" w:uiPriority="39" w:semiHidden="1" w:unhideWhenUsed="1"/>
-    <w:lsdException w:name="toc 4" w:uiPriority="39" w:semiHidden="1" w:unhideWhenUsed="1"/>
-    <w:lsdException w:name="toc 5" w:uiPriority="39" w:semiHidden="1" w:unhideWhenUsed="1"/>
-    <w:lsdException w:name="toc 6" w:uiPriority="39" w:semiHidden="1" w:unhideWhenUsed="1"/>
-    <w:lsdException w:name="toc 7" w:uiPriority="39" w:semiHidden="1" w:unhideWhenUsed="1"/>
-    <w:lsdException w:name="toc 8" w:uiPriority="39" w:semiHidden="1" w:unhideWhenUsed="1"/>
-    <w:lsdException w:name="toc 9" w:uiPriority="39" w:semiHidden="1" w:unhideWhenUsed="1"/>
+    <w:lsdException w:name="toc 1" w:semiHidden="1" w:uiPriority="39" w:unhideWhenUsed="1"/>
+    <w:lsdException w:name="toc 2" w:semiHidden="1" w:uiPriority="39" w:unhideWhenUsed="1"/>
+    <w:lsdException w:name="toc 3" w:semiHidden="1" w:uiPriority="39" w:unhideWhenUsed="1"/>
+    <w:lsdException w:name="toc 4" w:semiHidden="1" w:uiPriority="39" w:unhideWhenUsed="1"/>
+    <w:lsdException w:name="toc 5" w:semiHidden="1" w:uiPriority="39" w:unhideWhenUsed="1"/>
+    <w:lsdException w:name="toc 6" w:semiHidden="1" w:uiPriority="39" w:unhideWhenUsed="1"/>
+    <w:lsdException w:name="toc 7" w:semiHidden="1" w:uiPriority="39" w:unhideWhenUsed="1"/>
+    <w:lsdException w:name="toc 8" w:semiHidden="1" w:uiPriority="39" w:unhideWhenUsed="1"/>
+    <w:lsdException w:name="toc 9" w:semiHidden="1" w:uiPriority="39" w:unhideWhenUsed="1"/>
     <w:lsdException w:name="Normal Indent" w:semiHidden="1" w:unhideWhenUsed="1"/>
     <w:lsdException w:name="footnote text" w:semiHidden="1" w:unhideWhenUsed="1"/>
     <w:lsdException w:name="annotation text" w:semiHidden="1" w:unhideWhenUsed="1"/>
     <w:lsdException w:name="header" w:semiHidden="1" w:unhideWhenUsed="1"/>
     <w:lsdException w:name="footer" w:semiHidden="1" w:unhideWhenUsed="1"/>
     <w:lsdException w:name="index heading" w:semiHidden="1" w:unhideWhenUsed="1"/>
-    <w:lsdException w:name="caption" w:uiPriority="35" w:semiHidden="1" w:unhideWhenUsed="1" w:qFormat="1"/>
+    <w:lsdException w:name="caption" w:semiHidden="1" w:uiPriority="35" w:unhideWhenUsed="1" w:qFormat="1"/>
     <w:lsdException w:name="table of figures" w:semiHidden="1" w:unhideWhenUsed="1"/>
     <w:lsdException w:name="envelope address" w:semiHidden="1" w:unhideWhenUsed="1"/>
     <w:lsdException w:name="envelope return" w:semiHidden="1" w:unhideWhenUsed="1"/>
@@ -3598,7 +3415,7 @@
     <w:lsdException w:name="Title" w:uiPriority="10" w:qFormat="1"/>
     <w:lsdException w:name="Closing" w:semiHidden="1" w:unhideWhenUsed="1"/>
     <w:lsdException w:name="Signature" w:semiHidden="1" w:unhideWhenUsed="1"/>
-    <w:lsdException w:name="Default Paragraph Font" w:uiPriority="1" w:semiHidden="1" w:unhideWhenUsed="1"/>
+    <w:lsdException w:name="Default Paragraph Font" w:semiHidden="1" w:uiPriority="1" w:unhideWhenUsed="1"/>
     <w:lsdException w:name="Body Text" w:semiHidden="1" w:unhideWhenUsed="1"/>
     <w:lsdException w:name="Body Text Indent" w:semiHidden="1" w:unhideWhenUsed="1"/>
     <w:lsdException w:name="List Continue" w:semiHidden="1" w:unhideWhenUsed="1"/>
@@ -3798,8 +3615,8 @@
     <w:lsdException w:name="Subtle Reference" w:uiPriority="31" w:qFormat="1"/>
     <w:lsdException w:name="Intense Reference" w:uiPriority="32" w:qFormat="1"/>
     <w:lsdException w:name="Book Title" w:uiPriority="33" w:qFormat="1"/>
-    <w:lsdException w:name="Bibliography" w:uiPriority="37" w:semiHidden="1" w:unhideWhenUsed="1"/>
-    <w:lsdException w:name="TOC Heading" w:uiPriority="39" w:semiHidden="1" w:unhideWhenUsed="1" w:qFormat="1"/>
+    <w:lsdException w:name="Bibliography" w:semiHidden="1" w:uiPriority="37" w:unhideWhenUsed="1"/>
+    <w:lsdException w:name="TOC Heading" w:semiHidden="1" w:uiPriority="39" w:unhideWhenUsed="1" w:qFormat="1"/>
     <w:lsdException w:name="Plain Table 1" w:uiPriority="41"/>
     <w:lsdException w:name="Plain Table 2" w:uiPriority="42"/>
     <w:lsdException w:name="Plain Table 3" w:uiPriority="43"/>
@@ -3910,7 +3727,7 @@
     <w:lsdException w:name="Unresolved Mention" w:semiHidden="1" w:unhideWhenUsed="1"/>
     <w:lsdException w:name="Smart Link" w:semiHidden="1" w:unhideWhenUsed="1"/>
   </w:latentStyles>
-  <w:style w:type="paragraph" w:styleId="Normal" w:default="1">
+  <w:style w:type="paragraph" w:default="1" w:styleId="Normal">
     <w:name w:val="Normal"/>
     <w:qFormat/>
     <w:rsid w:val="00B93183"/>
@@ -4027,12 +3844,12 @@
       <w:color w:val="666666"/>
     </w:rPr>
   </w:style>
-  <w:style w:type="character" w:styleId="DefaultParagraphFont" w:default="1">
+  <w:style w:type="character" w:default="1" w:styleId="DefaultParagraphFont">
     <w:name w:val="Default Paragraph Font"/>
     <w:uiPriority w:val="1"/>
     <w:unhideWhenUsed/>
   </w:style>
-  <w:style w:type="table" w:styleId="TableNormal" w:default="1">
+  <w:style w:type="table" w:default="1" w:styleId="TableNormal">
     <w:name w:val="Normal Table"/>
     <w:uiPriority w:val="99"/>
     <w:semiHidden/>
@@ -4047,7 +3864,7 @@
       </w:tblCellMar>
     </w:tblPr>
   </w:style>
-  <w:style w:type="numbering" w:styleId="NoList" w:default="1">
+  <w:style w:type="numbering" w:default="1" w:styleId="NoList">
     <w:name w:val="No List"/>
     <w:uiPriority w:val="99"/>
     <w:semiHidden/>
@@ -4086,7 +3903,7 @@
       <w:szCs w:val="30"/>
     </w:rPr>
   </w:style>
-  <w:style w:type="character" w:styleId="Heading3Char" w:customStyle="1">
+  <w:style w:type="character" w:customStyle="1" w:styleId="Heading3Char">
     <w:name w:val="Heading 3 Char"/>
     <w:basedOn w:val="DefaultParagraphFont"/>
     <w:link w:val="Heading3"/>
